--- a/2025/roteiro_inicial.docx
+++ b/2025/roteiro_inicial.docx
@@ -1,6 +1,6 @@
 
 <file path=word/document.xml><?xml version="1.0" encoding="utf-8"?>
-<w:document xmlns:wpc="http://schemas.microsoft.com/office/word/2010/wordprocessingCanvas" xmlns:cx="http://schemas.microsoft.com/office/drawing/2014/chartex" xmlns:cx1="http://schemas.microsoft.com/office/drawing/2015/9/8/chartex" xmlns:cx2="http://schemas.microsoft.com/office/drawing/2015/10/21/chartex" xmlns:cx3="http://schemas.microsoft.com/office/drawing/2016/5/9/chartex" xmlns:cx4="http://schemas.microsoft.com/office/drawing/2016/5/10/chartex" xmlns:cx5="http://schemas.microsoft.com/office/drawing/2016/5/11/chartex" xmlns:cx6="http://schemas.microsoft.com/office/drawing/2016/5/12/chartex" xmlns:cx7="http://schemas.microsoft.com/office/drawing/2016/5/13/chartex" xmlns:cx8="http://schemas.microsoft.com/office/drawing/2016/5/14/chartex" xmlns:mc="http://schemas.openxmlformats.org/markup-compatibility/2006" xmlns:aink="http://schemas.microsoft.com/office/drawing/2016/ink" xmlns:am3d="http://schemas.microsoft.com/office/drawing/2017/model3d" xmlns:o="urn:schemas-microsoft-com:office:office" xmlns:oel="http://schemas.microsoft.com/office/2019/extlst" xmlns:r="http://schemas.openxmlformats.org/officeDocument/2006/relationships" xmlns:m="http://schemas.openxmlformats.org/officeDocument/2006/math" xmlns:v="urn:schemas-microsoft-com:vml" xmlns:wp14="http://schemas.microsoft.com/office/word/2010/wordprocessingDrawing" xmlns:wp="http://schemas.openxmlformats.org/drawingml/2006/wordprocessingDrawing" xmlns:w10="urn:schemas-microsoft-com:office:word" xmlns:w="http://schemas.openxmlformats.org/wordprocessingml/2006/main" xmlns:w14="http://schemas.microsoft.com/office/word/2010/wordml" xmlns:w15="http://schemas.microsoft.com/office/word/2012/wordml" xmlns:w16cex="http://schemas.microsoft.com/office/word/2018/wordml/cex" xmlns:w16cid="http://schemas.microsoft.com/office/word/2016/wordml/cid" xmlns:w16="http://schemas.microsoft.com/office/word/2018/wordml" xmlns:w16du="http://schemas.microsoft.com/office/word/2023/wordml/word16du" xmlns:w16sdtdh="http://schemas.microsoft.com/office/word/2020/wordml/sdtdatahash" xmlns:w16sdtfl="http://schemas.microsoft.com/office/word/2024/wordml/sdtformatlock" xmlns:w16se="http://schemas.microsoft.com/office/word/2015/wordml/symex" xmlns:wpg="http://schemas.microsoft.com/office/word/2010/wordprocessingGroup" xmlns:wpi="http://schemas.microsoft.com/office/word/2010/wordprocessingInk" xmlns:wne="http://schemas.microsoft.com/office/word/2006/wordml" xmlns:wps="http://schemas.microsoft.com/office/word/2010/wordprocessingShape" xmlns:a="http://schemas.openxmlformats.org/drawingml/2006/main" xmlns:pic="http://schemas.openxmlformats.org/drawingml/2006/picture" xmlns:a14="http://schemas.microsoft.com/office/drawing/2010/main" mc:Ignorable="w14 w15 w16se w16cid w16 w16cex w16sdtdh w16sdtfl w16du wp14">
+<w:document xmlns:wpc="http://schemas.microsoft.com/office/word/2010/wordprocessingCanvas" xmlns:cx="http://schemas.microsoft.com/office/drawing/2014/chartex" xmlns:cx1="http://schemas.microsoft.com/office/drawing/2015/9/8/chartex" xmlns:cx2="http://schemas.microsoft.com/office/drawing/2015/10/21/chartex" xmlns:cx3="http://schemas.microsoft.com/office/drawing/2016/5/9/chartex" xmlns:cx4="http://schemas.microsoft.com/office/drawing/2016/5/10/chartex" xmlns:cx5="http://schemas.microsoft.com/office/drawing/2016/5/11/chartex" xmlns:cx6="http://schemas.microsoft.com/office/drawing/2016/5/12/chartex" xmlns:cx7="http://schemas.microsoft.com/office/drawing/2016/5/13/chartex" xmlns:cx8="http://schemas.microsoft.com/office/drawing/2016/5/14/chartex" xmlns:mc="http://schemas.openxmlformats.org/markup-compatibility/2006" xmlns:aink="http://schemas.microsoft.com/office/drawing/2016/ink" xmlns:am3d="http://schemas.microsoft.com/office/drawing/2017/model3d" xmlns:o="urn:schemas-microsoft-com:office:office" xmlns:oel="http://schemas.microsoft.com/office/2019/extlst" xmlns:r="http://schemas.openxmlformats.org/officeDocument/2006/relationships" xmlns:m="http://schemas.openxmlformats.org/officeDocument/2006/math" xmlns:v="urn:schemas-microsoft-com:vml" xmlns:wp14="http://schemas.microsoft.com/office/word/2010/wordprocessingDrawing" xmlns:wp="http://schemas.openxmlformats.org/drawingml/2006/wordprocessingDrawing" xmlns:w10="urn:schemas-microsoft-com:office:word" xmlns:w="http://schemas.openxmlformats.org/wordprocessingml/2006/main" xmlns:w14="http://schemas.microsoft.com/office/word/2010/wordml" xmlns:w15="http://schemas.microsoft.com/office/word/2012/wordml" xmlns:w16cex="http://schemas.microsoft.com/office/word/2018/wordml/cex" xmlns:w16cid="http://schemas.microsoft.com/office/word/2016/wordml/cid" xmlns:w16="http://schemas.microsoft.com/office/word/2018/wordml" xmlns:w16du="http://schemas.microsoft.com/office/word/2023/wordml/word16du" xmlns:w16sdtdh="http://schemas.microsoft.com/office/word/2020/wordml/sdtdatahash" xmlns:w16sdtfl="http://schemas.microsoft.com/office/word/2024/wordml/sdtformatlock" xmlns:w16se="http://schemas.microsoft.com/office/word/2015/wordml/symex" xmlns:wpg="http://schemas.microsoft.com/office/word/2010/wordprocessingGroup" xmlns:wpi="http://schemas.microsoft.com/office/word/2010/wordprocessingInk" xmlns:wne="http://schemas.microsoft.com/office/word/2006/wordml" xmlns:wps="http://schemas.microsoft.com/office/word/2010/wordprocessingShape" mc:Ignorable="w14 w15 w16se w16cid w16 w16cex w16sdtdh w16sdtfl w16du wp14">
   <w:body>
     <w:p>
       <w:pPr>
@@ -1035,1855 +1035,17 @@
         </w:rPr>
         <w:t>sistema)</w:t>
       </w:r>
-    </w:p>
-    <w:p>
-      <w:pPr>
-        <w:spacing w:line="360" w:lineRule="auto"/>
-        <w:jc w:val="both"/>
-        <w:rPr>
-          <w:rFonts w:ascii="Arial" w:hAnsi="Arial" w:cs="Arial"/>
-          <w:sz w:val="28"/>
-          <w:szCs w:val="28"/>
-        </w:rPr>
-      </w:pPr>
-    </w:p>
-    <w:p>
-      <w:pPr>
-        <w:spacing w:line="360" w:lineRule="auto"/>
-        <w:jc w:val="both"/>
-        <w:rPr>
-          <w:rFonts w:ascii="Arial" w:hAnsi="Arial" w:cs="Arial"/>
-          <w:sz w:val="28"/>
-          <w:szCs w:val="28"/>
-        </w:rPr>
-      </w:pPr>
-    </w:p>
-    <w:p>
-      <w:pPr>
-        <w:spacing w:line="360" w:lineRule="auto"/>
-        <w:jc w:val="both"/>
-        <w:rPr>
-          <w:rFonts w:ascii="Arial" w:hAnsi="Arial" w:cs="Arial"/>
-          <w:sz w:val="28"/>
-          <w:szCs w:val="28"/>
-        </w:rPr>
-      </w:pPr>
-    </w:p>
-    <w:p>
-      <w:pPr>
-        <w:spacing w:line="360" w:lineRule="auto"/>
-        <w:jc w:val="both"/>
-        <w:rPr>
-          <w:rFonts w:ascii="Arial" w:hAnsi="Arial" w:cs="Arial"/>
-          <w:sz w:val="28"/>
-          <w:szCs w:val="28"/>
-        </w:rPr>
-      </w:pPr>
-    </w:p>
-    <w:p>
-      <w:pPr>
-        <w:spacing w:line="360" w:lineRule="auto"/>
-        <w:jc w:val="both"/>
-        <w:rPr>
-          <w:rFonts w:ascii="Arial" w:hAnsi="Arial" w:cs="Arial"/>
-          <w:sz w:val="28"/>
-          <w:szCs w:val="28"/>
-        </w:rPr>
-      </w:pPr>
-    </w:p>
-    <w:p>
-      <w:pPr>
-        <w:spacing w:line="360" w:lineRule="auto"/>
-        <w:jc w:val="both"/>
-        <w:rPr>
-          <w:rFonts w:ascii="Arial" w:hAnsi="Arial" w:cs="Arial"/>
-          <w:sz w:val="28"/>
-          <w:szCs w:val="28"/>
-        </w:rPr>
-      </w:pPr>
-    </w:p>
-    <w:p>
-      <w:pPr>
-        <w:spacing w:line="360" w:lineRule="auto"/>
-        <w:jc w:val="both"/>
-        <w:rPr>
-          <w:rFonts w:ascii="Arial" w:hAnsi="Arial" w:cs="Arial"/>
-          <w:sz w:val="28"/>
-          <w:szCs w:val="28"/>
-        </w:rPr>
-      </w:pPr>
-    </w:p>
-    <w:p>
-      <w:pPr>
-        <w:spacing w:line="360" w:lineRule="auto"/>
-        <w:jc w:val="both"/>
-        <w:rPr>
-          <w:rFonts w:ascii="Arial" w:hAnsi="Arial" w:cs="Arial"/>
-          <w:sz w:val="28"/>
-          <w:szCs w:val="28"/>
-        </w:rPr>
-      </w:pPr>
-    </w:p>
-    <w:p>
-      <w:pPr>
-        <w:spacing w:line="360" w:lineRule="auto"/>
-        <w:jc w:val="both"/>
-        <w:rPr>
-          <w:rFonts w:ascii="Arial" w:hAnsi="Arial" w:cs="Arial"/>
-          <w:sz w:val="28"/>
-          <w:szCs w:val="28"/>
-        </w:rPr>
-      </w:pPr>
-    </w:p>
-    <w:p>
-      <w:pPr>
-        <w:spacing w:line="360" w:lineRule="auto"/>
-        <w:jc w:val="both"/>
-        <w:rPr>
-          <w:rFonts w:ascii="Arial" w:hAnsi="Arial" w:cs="Arial"/>
-          <w:sz w:val="28"/>
-          <w:szCs w:val="28"/>
-        </w:rPr>
-      </w:pPr>
-    </w:p>
-    <w:p>
-      <w:pPr>
-        <w:spacing w:line="360" w:lineRule="auto"/>
-        <w:jc w:val="both"/>
-        <w:rPr>
-          <w:rFonts w:ascii="Arial" w:hAnsi="Arial" w:cs="Arial"/>
-          <w:sz w:val="28"/>
-          <w:szCs w:val="28"/>
-        </w:rPr>
-      </w:pPr>
-    </w:p>
-    <w:p>
-      <w:pPr>
-        <w:spacing w:line="360" w:lineRule="auto"/>
-        <w:jc w:val="both"/>
-        <w:rPr>
-          <w:rFonts w:ascii="Arial" w:hAnsi="Arial" w:cs="Arial"/>
-          <w:sz w:val="28"/>
-          <w:szCs w:val="28"/>
-        </w:rPr>
-      </w:pPr>
-    </w:p>
-    <w:p>
-      <w:pPr>
-        <w:spacing w:line="360" w:lineRule="auto"/>
-        <w:jc w:val="both"/>
-        <w:rPr>
-          <w:rFonts w:ascii="Arial" w:hAnsi="Arial" w:cs="Arial"/>
-          <w:sz w:val="28"/>
-          <w:szCs w:val="28"/>
-        </w:rPr>
-      </w:pPr>
-    </w:p>
-    <w:p>
-      <w:pPr>
-        <w:spacing w:line="360" w:lineRule="auto"/>
-        <w:jc w:val="both"/>
-        <w:rPr>
-          <w:rFonts w:ascii="Arial" w:hAnsi="Arial" w:cs="Arial"/>
-          <w:sz w:val="28"/>
-          <w:szCs w:val="28"/>
-        </w:rPr>
-      </w:pPr>
-    </w:p>
-    <w:p>
-      <w:pPr>
-        <w:spacing w:line="360" w:lineRule="auto"/>
-        <w:jc w:val="both"/>
-        <w:rPr>
-          <w:rFonts w:ascii="Arial" w:hAnsi="Arial" w:cs="Arial"/>
-          <w:sz w:val="28"/>
-          <w:szCs w:val="28"/>
-        </w:rPr>
-      </w:pPr>
-    </w:p>
-    <w:p>
-      <w:pPr>
-        <w:spacing w:line="360" w:lineRule="auto"/>
-        <w:jc w:val="both"/>
-        <w:rPr>
-          <w:rFonts w:ascii="Arial" w:hAnsi="Arial" w:cs="Arial"/>
-          <w:sz w:val="28"/>
-          <w:szCs w:val="28"/>
-        </w:rPr>
-      </w:pPr>
-    </w:p>
-    <w:p>
-      <w:pPr>
-        <w:spacing w:line="360" w:lineRule="auto"/>
-        <w:jc w:val="both"/>
-        <w:rPr>
-          <w:rFonts w:ascii="Arial" w:hAnsi="Arial" w:cs="Arial"/>
-          <w:sz w:val="28"/>
-          <w:szCs w:val="28"/>
-        </w:rPr>
-      </w:pPr>
-    </w:p>
-    <w:p>
-      <w:pPr>
-        <w:spacing w:line="360" w:lineRule="auto"/>
-        <w:jc w:val="both"/>
-        <w:rPr>
-          <w:rFonts w:ascii="Arial" w:hAnsi="Arial" w:cs="Arial"/>
-          <w:sz w:val="28"/>
-          <w:szCs w:val="28"/>
-        </w:rPr>
-      </w:pPr>
-    </w:p>
-    <w:p>
-      <w:pPr>
-        <w:spacing w:line="360" w:lineRule="auto"/>
-        <w:jc w:val="both"/>
-        <w:rPr>
-          <w:rFonts w:ascii="Arial" w:hAnsi="Arial" w:cs="Arial"/>
-          <w:sz w:val="28"/>
-          <w:szCs w:val="28"/>
-        </w:rPr>
-      </w:pPr>
-    </w:p>
-    <w:p>
-      <w:pPr>
-        <w:spacing w:line="360" w:lineRule="auto"/>
-        <w:jc w:val="center"/>
-        <w:rPr>
-          <w:rFonts w:ascii="Arial" w:hAnsi="Arial" w:cs="Arial"/>
-          <w:sz w:val="28"/>
-          <w:szCs w:val="28"/>
-        </w:rPr>
-      </w:pPr>
-      <w:r>
-        <w:rPr>
-          <w:rFonts w:ascii="Arial" w:hAnsi="Arial" w:cs="Arial"/>
-          <w:sz w:val="28"/>
-          <w:szCs w:val="28"/>
-        </w:rPr>
-        <w:lastRenderedPageBreak/>
-        <w:t>ROTEIRO 1.1</w:t>
-      </w:r>
-    </w:p>
-    <w:p>
-      <w:pPr>
-        <w:spacing w:line="360" w:lineRule="auto"/>
-        <w:jc w:val="center"/>
-        <w:rPr>
-          <w:rFonts w:ascii="Arial" w:hAnsi="Arial" w:cs="Arial"/>
-          <w:sz w:val="28"/>
-          <w:szCs w:val="28"/>
-        </w:rPr>
-      </w:pPr>
-    </w:p>
-    <w:p>
-      <w:pPr>
-        <w:pStyle w:val="Normal"/>
-        <w:spacing w:line="360" w:lineRule="auto"/>
-        <w:jc w:val="both"/>
-        <w:rPr>
-          <w:rFonts w:ascii="Arial" w:hAnsi="Arial" w:cs="Arial"/>
-          <w:sz w:val="28"/>
-          <w:szCs w:val="28"/>
-        </w:rPr>
-      </w:pPr>
-      <w:r>
-        <w:rPr>
-          <w:rFonts w:ascii="Arial" w:hAnsi="Arial" w:cs="Arial"/>
-          <w:sz w:val="28"/>
-          <w:szCs w:val="28"/>
-        </w:rPr>
-        <w:t>Ini</w:t>
-      </w:r>
-      <w:r>
-        <w:rPr>
-          <w:rFonts w:ascii="Arial" w:hAnsi="Arial" w:cs="Arial"/>
-          <w:sz w:val="28"/>
-          <w:szCs w:val="28"/>
-        </w:rPr>
-        <w:t xml:space="preserve">cia-se o jogo. </w:t>
-      </w:r>
-      <w:r>
-        <w:rPr>
-          <w:rFonts w:ascii="Arial" w:hAnsi="Arial" w:cs="Arial"/>
-          <w:sz w:val="28"/>
-          <w:szCs w:val="28"/>
-        </w:rPr>
-        <w:t>A câmera está apontada para o céu noturno estrelado e parcialmente nublado; ela desce aos po</w:t>
-      </w:r>
-      <w:r>
-        <w:rPr>
-          <w:rFonts w:ascii="Arial" w:hAnsi="Arial" w:cs="Arial"/>
-          <w:sz w:val="28"/>
-          <w:szCs w:val="28"/>
-        </w:rPr>
-        <w:t>ucos até focar em</w:t>
-      </w:r>
-      <w:r>
-        <w:rPr>
-          <w:rFonts w:ascii="Arial" w:hAnsi="Arial" w:cs="Arial"/>
-          <w:sz w:val="28"/>
-          <w:szCs w:val="28"/>
-        </w:rPr>
-        <w:t xml:space="preserve"> </w:t>
-      </w:r>
-      <w:r>
-        <w:rPr>
-          <w:rFonts w:ascii="Arial" w:hAnsi="Arial" w:cs="Arial"/>
-          <w:sz w:val="28"/>
-          <w:szCs w:val="28"/>
-        </w:rPr>
-        <w:t xml:space="preserve">Liz </w:t>
-      </w:r>
-      <w:r>
-        <w:rPr>
-          <w:rFonts w:ascii="Arial" w:hAnsi="Arial" w:cs="Arial"/>
-          <w:sz w:val="28"/>
-          <w:szCs w:val="28"/>
-        </w:rPr>
-        <w:t>(</w:t>
-      </w:r>
-      <w:r>
-        <w:rPr>
-          <w:rFonts w:ascii="Arial" w:hAnsi="Arial" w:cs="Arial"/>
-          <w:sz w:val="28"/>
-          <w:szCs w:val="28"/>
-        </w:rPr>
-        <w:t>uma garotinha de 12 anos e meio</w:t>
-      </w:r>
-      <w:r>
-        <w:rPr>
-          <w:rFonts w:ascii="Arial" w:hAnsi="Arial" w:cs="Arial"/>
-          <w:sz w:val="28"/>
-          <w:szCs w:val="28"/>
-        </w:rPr>
-        <w:t>)</w:t>
-      </w:r>
-      <w:r>
-        <w:rPr>
-          <w:rFonts w:ascii="Arial" w:hAnsi="Arial" w:cs="Arial"/>
-          <w:sz w:val="28"/>
-          <w:szCs w:val="28"/>
-        </w:rPr>
-        <w:t xml:space="preserve"> que estava adormecida, por isso ela está abrindo lentamente os olhos até</w:t>
-      </w:r>
-      <w:r>
-        <w:rPr>
-          <w:rFonts w:ascii="Arial" w:hAnsi="Arial" w:cs="Arial"/>
-          <w:sz w:val="28"/>
-          <w:szCs w:val="28"/>
-        </w:rPr>
-        <w:t xml:space="preserve"> que se depara com os olhos de um garoto completamente estranho! Ela está pronta para </w:t>
-      </w:r>
-      <w:r>
-        <w:rPr>
-          <w:rFonts w:ascii="Arial" w:hAnsi="Arial" w:cs="Arial"/>
-          <w:sz w:val="28"/>
-          <w:szCs w:val="28"/>
-        </w:rPr>
-        <w:t>perguntar</w:t>
-      </w:r>
-      <w:r>
-        <w:rPr>
-          <w:rFonts w:ascii="Arial" w:hAnsi="Arial" w:cs="Arial"/>
-          <w:sz w:val="28"/>
-          <w:szCs w:val="28"/>
-        </w:rPr>
-        <w:t xml:space="preserve">: “Quem é voc...”, até </w:t>
-      </w:r>
-      <w:r>
-        <w:rPr>
-          <w:rFonts w:ascii="Arial" w:hAnsi="Arial" w:cs="Arial"/>
-          <w:sz w:val="28"/>
-          <w:szCs w:val="28"/>
-        </w:rPr>
-        <w:t xml:space="preserve">que ele rapidamente cobre a sua boca </w:t>
-      </w:r>
-      <w:r>
-        <w:rPr>
-          <w:rFonts w:ascii="Arial" w:hAnsi="Arial" w:cs="Arial"/>
-          <w:sz w:val="28"/>
-          <w:szCs w:val="28"/>
-        </w:rPr>
-        <w:t>porque atrás da árvore (sim, a Liz está sentada em um chão gr</w:t>
-      </w:r>
-      <w:r>
-        <w:rPr>
-          <w:rFonts w:ascii="Arial" w:hAnsi="Arial" w:cs="Arial"/>
-          <w:sz w:val="28"/>
-          <w:szCs w:val="28"/>
-        </w:rPr>
-        <w:t>amado e encostada numa árvore) estava passando um tigre</w:t>
-      </w:r>
-      <w:r>
-        <w:rPr>
-          <w:rFonts w:ascii="Arial" w:hAnsi="Arial" w:cs="Arial"/>
-          <w:sz w:val="28"/>
-          <w:szCs w:val="28"/>
-        </w:rPr>
-        <w:t xml:space="preserve"> dente-de-sabres gigante! É isso mesmo que você pensou, eles estão na MEGAFAUNA. C</w:t>
-      </w:r>
-      <w:r>
-        <w:rPr>
-          <w:rFonts w:ascii="Arial" w:hAnsi="Arial" w:cs="Arial"/>
-          <w:sz w:val="28"/>
-          <w:szCs w:val="28"/>
-        </w:rPr>
-        <w:t>alma, calma aí, quem é esse maluco e porque eu estou na megafauna? (isso no pensamento da Liz), bem isso você e nossos queridos play</w:t>
-      </w:r>
-      <w:r>
-        <w:rPr>
-          <w:rFonts w:ascii="Arial" w:hAnsi="Arial" w:cs="Arial"/>
-          <w:sz w:val="28"/>
-          <w:szCs w:val="28"/>
-        </w:rPr>
-        <w:t>ers vão descobrir durante o jogo. Voltando a história.... Depois do tigre ter sa</w:t>
-      </w:r>
-      <w:r>
-        <w:rPr>
-          <w:rFonts w:ascii="Arial" w:hAnsi="Arial" w:cs="Arial"/>
-          <w:sz w:val="28"/>
-          <w:szCs w:val="28"/>
-        </w:rPr>
-        <w:t xml:space="preserve">ído, o maluco (ainda não temos nome, mas vou dar algumas sugestões como: </w:t>
-      </w:r>
-      <w:r>
-        <w:rPr>
-          <w:rFonts w:ascii="Arial" w:hAnsi="Arial" w:cs="Arial"/>
-          <w:sz w:val="28"/>
-          <w:szCs w:val="28"/>
-        </w:rPr>
-        <w:t>Herin</w:t>
-      </w:r>
-      <w:r>
-        <w:rPr>
-          <w:rFonts w:ascii="Arial" w:hAnsi="Arial" w:cs="Arial"/>
-          <w:sz w:val="28"/>
-          <w:szCs w:val="28"/>
-        </w:rPr>
-        <w:t xml:space="preserve">, </w:t>
-      </w:r>
-      <w:r>
-        <w:rPr>
-          <w:rFonts w:ascii="Arial" w:hAnsi="Arial" w:cs="Arial"/>
-          <w:sz w:val="28"/>
-          <w:szCs w:val="28"/>
-        </w:rPr>
-        <w:t>Minus</w:t>
-      </w:r>
-      <w:r>
-        <w:rPr>
-          <w:rFonts w:ascii="Arial" w:hAnsi="Arial" w:cs="Arial"/>
-          <w:sz w:val="28"/>
-          <w:szCs w:val="28"/>
-        </w:rPr>
-        <w:t>,</w:t>
-      </w:r>
-      <w:r>
-        <w:rPr>
-          <w:rFonts w:ascii="Arial" w:hAnsi="Arial" w:cs="Arial"/>
-          <w:sz w:val="28"/>
-          <w:szCs w:val="28"/>
-        </w:rPr>
-        <w:t xml:space="preserve"> Seno,</w:t>
-      </w:r>
-      <w:r>
-        <w:rPr>
-          <w:rFonts w:ascii="Arial" w:hAnsi="Arial" w:cs="Arial"/>
-          <w:sz w:val="28"/>
-          <w:szCs w:val="28"/>
-        </w:rPr>
-        <w:t xml:space="preserve"> Ray (Raimundo),</w:t>
-      </w:r>
-      <w:r>
-        <w:rPr>
-          <w:rFonts w:ascii="Arial" w:hAnsi="Arial" w:cs="Arial"/>
-          <w:sz w:val="28"/>
-          <w:szCs w:val="28"/>
-        </w:rPr>
-        <w:t xml:space="preserve"> Ludo (Ludovico), Lemos, </w:t>
-      </w:r>
-      <w:r>
-        <w:rPr>
-          <w:rFonts w:ascii="Arial" w:hAnsi="Arial" w:cs="Arial"/>
-          <w:sz w:val="28"/>
-          <w:szCs w:val="28"/>
-        </w:rPr>
-        <w:t xml:space="preserve">Bary (Bartolomeu), </w:t>
-      </w:r>
-      <w:r>
-        <w:rPr>
-          <w:rFonts w:ascii="Arial" w:hAnsi="Arial" w:cs="Arial"/>
-          <w:sz w:val="28"/>
-          <w:szCs w:val="28"/>
-        </w:rPr>
-        <w:t>Nico (Nicanor), Linus (</w:t>
-      </w:r>
-      <w:r>
-        <w:rPr>
-          <w:rFonts w:ascii="Arial" w:hAnsi="Arial" w:cs="Arial"/>
-          <w:sz w:val="28"/>
-          <w:szCs w:val="28"/>
-        </w:rPr>
-        <w:t>Lino</w:t>
-      </w:r>
-      <w:r>
-        <w:rPr>
-          <w:rFonts w:ascii="Arial" w:hAnsi="Arial" w:cs="Arial"/>
-          <w:sz w:val="28"/>
-          <w:szCs w:val="28"/>
-        </w:rPr>
-        <w:t>valdo</w:t>
-      </w:r>
-      <w:r>
-        <w:rPr>
-          <w:rFonts w:ascii="Arial" w:hAnsi="Arial" w:cs="Arial"/>
-          <w:sz w:val="28"/>
-          <w:szCs w:val="28"/>
-        </w:rPr>
-        <w:t xml:space="preserve">), </w:t>
-      </w:r>
-      <w:r>
-        <w:rPr>
-          <w:rFonts w:ascii="Arial" w:hAnsi="Arial" w:cs="Arial"/>
-          <w:sz w:val="28"/>
-          <w:szCs w:val="28"/>
-        </w:rPr>
-        <w:t xml:space="preserve">Mark, </w:t>
-      </w:r>
-      <w:r>
-        <w:rPr>
-          <w:rFonts w:ascii="Arial" w:hAnsi="Arial" w:cs="Arial"/>
-          <w:sz w:val="28"/>
-          <w:szCs w:val="28"/>
-        </w:rPr>
-        <w:t>Nox</w:t>
-      </w:r>
-      <w:r>
-        <w:rPr>
-          <w:rFonts w:ascii="Arial" w:hAnsi="Arial" w:cs="Arial"/>
-          <w:sz w:val="28"/>
-          <w:szCs w:val="28"/>
-        </w:rPr>
-        <w:t xml:space="preserve">, Kai (Kailan) </w:t>
-      </w:r>
-      <w:r>
-        <w:rPr>
-          <w:rFonts w:ascii="Arial" w:hAnsi="Arial" w:cs="Arial"/>
-          <w:sz w:val="28"/>
-          <w:szCs w:val="28"/>
-        </w:rPr>
-        <w:t>(</w:t>
-      </w:r>
-      <w:r>
-        <w:rPr>
-          <w:rFonts w:ascii="Arial" w:hAnsi="Arial" w:cs="Arial"/>
-          <w:sz w:val="28"/>
-          <w:szCs w:val="28"/>
-        </w:rPr>
-        <w:t xml:space="preserve"> </w:t>
-      </w:r>
-      <w:r>
-        <w:rPr>
-          <w:rFonts w:ascii="Arial" w:hAnsi="Arial" w:cs="Arial"/>
-          <w:sz w:val="28"/>
-          <w:szCs w:val="28"/>
-        </w:rPr>
-        <w:t xml:space="preserve"> </w:t>
-      </w:r>
-      <w:r>
-        <w:rPr>
-          <w:rFonts w:ascii="Arial" w:hAnsi="Arial" w:cs="Arial"/>
-          <w:sz w:val="28"/>
-          <w:szCs w:val="28"/>
-        </w:rPr>
-        <w:t>ps</w:t>
-      </w:r>
-      <w:r>
-        <w:rPr>
-          <w:rFonts w:ascii="Arial" w:hAnsi="Arial" w:cs="Arial"/>
-          <w:sz w:val="28"/>
-          <w:szCs w:val="28"/>
-        </w:rPr>
-        <w:t xml:space="preserve">: algo relacionado a tempo), tira </w:t>
-      </w:r>
-      <w:r>
-        <w:rPr>
-          <w:rFonts w:ascii="Arial" w:hAnsi="Arial" w:cs="Arial"/>
-          <w:sz w:val="28"/>
-          <w:szCs w:val="28"/>
-        </w:rPr>
-        <w:t>sua mão da boca da Liz, daí ela pergunta: “Quem é v</w:t>
-      </w:r>
-      <w:r>
-        <w:rPr>
-          <w:rFonts w:ascii="Arial" w:hAnsi="Arial" w:cs="Arial"/>
-          <w:sz w:val="28"/>
-          <w:szCs w:val="28"/>
-        </w:rPr>
-        <w:t>oc</w:t>
-      </w:r>
-      <w:r>
-        <w:rPr>
-          <w:rFonts w:ascii="Arial" w:hAnsi="Arial" w:cs="Arial"/>
-          <w:sz w:val="28"/>
-          <w:szCs w:val="28"/>
-        </w:rPr>
-        <w:t>ê e onde eu estou?”</w:t>
-      </w:r>
-      <w:r>
-        <w:rPr>
-          <w:rFonts w:ascii="Arial" w:hAnsi="Arial" w:cs="Arial"/>
-          <w:sz w:val="28"/>
-          <w:szCs w:val="28"/>
-        </w:rPr>
-        <w:t xml:space="preserve">, só </w:t>
-      </w:r>
-      <w:r>
-        <w:rPr>
-          <w:rFonts w:ascii="Arial" w:hAnsi="Arial" w:cs="Arial"/>
-          <w:sz w:val="28"/>
-          <w:szCs w:val="28"/>
-        </w:rPr>
-        <w:t>que começam sentir tremores, é uma preguiça gigante que vai passar por ali</w:t>
-      </w:r>
-      <w:r>
-        <w:rPr>
-          <w:rFonts w:ascii="Arial" w:hAnsi="Arial" w:cs="Arial"/>
-          <w:sz w:val="28"/>
-          <w:szCs w:val="28"/>
-        </w:rPr>
-        <w:t>! Então, o maluco diz: “Não dá para conversar agora, só levant</w:t>
-      </w:r>
-      <w:r>
-        <w:rPr>
-          <w:rFonts w:ascii="Arial" w:hAnsi="Arial" w:cs="Arial"/>
-          <w:sz w:val="28"/>
-          <w:szCs w:val="28"/>
-        </w:rPr>
-        <w:t>a</w:t>
-      </w:r>
-      <w:r>
-        <w:rPr>
-          <w:rFonts w:ascii="Arial" w:hAnsi="Arial" w:cs="Arial"/>
-          <w:sz w:val="28"/>
-          <w:szCs w:val="28"/>
-        </w:rPr>
-        <w:t xml:space="preserve"> e me segue, rápido!”. E é assim que começa o jogo, o player ent</w:t>
-      </w:r>
-      <w:r>
-        <w:rPr>
-          <w:rFonts w:ascii="Arial" w:hAnsi="Arial" w:cs="Arial"/>
-          <w:sz w:val="28"/>
-          <w:szCs w:val="28"/>
-        </w:rPr>
-        <w:t xml:space="preserve">ra no modo de jogar, e ele precisa correr com a </w:t>
-      </w:r>
-      <w:r>
-        <w:rPr>
-          <w:rFonts w:ascii="Arial" w:hAnsi="Arial" w:cs="Arial"/>
-          <w:sz w:val="28"/>
-          <w:szCs w:val="28"/>
-        </w:rPr>
-        <w:t>LIz</w:t>
-      </w:r>
-      <w:r>
-        <w:rPr>
-          <w:rFonts w:ascii="Arial" w:hAnsi="Arial" w:cs="Arial"/>
-          <w:sz w:val="28"/>
-          <w:szCs w:val="28"/>
-        </w:rPr>
-        <w:t xml:space="preserve"> e seguir o maluco (dá para usar o parkour aqui</w:t>
-      </w:r>
-      <w:r>
-        <w:rPr>
-          <w:rFonts w:ascii="Arial" w:hAnsi="Arial" w:cs="Arial"/>
-          <w:sz w:val="28"/>
-          <w:szCs w:val="28"/>
-        </w:rPr>
-        <w:t>, o maluco vai na frente enquanto a Liz tem que seguir ele, só que aí se ela não conseguir pas</w:t>
-      </w:r>
-      <w:r>
-        <w:rPr>
-          <w:rFonts w:ascii="Arial" w:hAnsi="Arial" w:cs="Arial"/>
-          <w:sz w:val="28"/>
-          <w:szCs w:val="28"/>
-        </w:rPr>
-        <w:t xml:space="preserve">sar e a preguiça </w:t>
-      </w:r>
-      <w:r>
-        <w:rPr>
-          <w:rFonts w:ascii="Arial" w:hAnsi="Arial" w:cs="Arial"/>
-          <w:sz w:val="28"/>
-          <w:szCs w:val="28"/>
-        </w:rPr>
-        <w:t>a esmagar</w:t>
-      </w:r>
-      <w:r>
-        <w:rPr>
-          <w:rFonts w:ascii="Arial" w:hAnsi="Arial" w:cs="Arial"/>
-          <w:sz w:val="28"/>
-          <w:szCs w:val="28"/>
-        </w:rPr>
-        <w:t xml:space="preserve"> a gente usa o sistema de vida ou reinicia no ponto principa</w:t>
-      </w:r>
-      <w:r>
-        <w:rPr>
-          <w:rFonts w:ascii="Arial" w:hAnsi="Arial" w:cs="Arial"/>
-          <w:sz w:val="28"/>
-          <w:szCs w:val="28"/>
-        </w:rPr>
-        <w:t xml:space="preserve">l que é depois que o maluco diz para a Liz seguir ele). Eles conseguem </w:t>
-      </w:r>
-      <w:r>
-        <w:rPr>
-          <w:rFonts w:ascii="Arial" w:hAnsi="Arial" w:cs="Arial"/>
-          <w:sz w:val="28"/>
-          <w:szCs w:val="28"/>
-        </w:rPr>
-        <w:t xml:space="preserve">fugir da preguiça e encontram uma clareira, </w:t>
-      </w:r>
-      <w:r>
-        <w:rPr>
-          <w:rFonts w:ascii="Arial" w:hAnsi="Arial" w:cs="Arial"/>
-          <w:sz w:val="28"/>
-          <w:szCs w:val="28"/>
-        </w:rPr>
-        <w:t xml:space="preserve">(parte em que retorna </w:t>
-      </w:r>
-      <w:r>
-        <w:rPr>
-          <w:rFonts w:ascii="Arial" w:hAnsi="Arial" w:cs="Arial"/>
-          <w:sz w:val="28"/>
-          <w:szCs w:val="28"/>
-        </w:rPr>
-        <w:t>a</w:t>
-      </w:r>
-      <w:r>
-        <w:rPr>
-          <w:rFonts w:ascii="Arial" w:hAnsi="Arial" w:cs="Arial"/>
-          <w:sz w:val="28"/>
-          <w:szCs w:val="28"/>
-        </w:rPr>
-        <w:t xml:space="preserve"> animação) o maluco começa a fazer uma fogu</w:t>
-      </w:r>
-      <w:r>
-        <w:rPr>
-          <w:rFonts w:ascii="Arial" w:hAnsi="Arial" w:cs="Arial"/>
-          <w:sz w:val="28"/>
-          <w:szCs w:val="28"/>
-        </w:rPr>
-        <w:t xml:space="preserve">eira, daí a Liz repete a </w:t>
-      </w:r>
-      <w:r>
-        <w:rPr>
-          <w:rFonts w:ascii="Arial" w:hAnsi="Arial" w:cs="Arial"/>
-          <w:sz w:val="28"/>
-          <w:szCs w:val="28"/>
-        </w:rPr>
-        <w:t>mesma pergunta: “Quem é você e por que estou aqui?”</w:t>
-      </w:r>
-      <w:r>
-        <w:rPr>
-          <w:rFonts w:ascii="Arial" w:hAnsi="Arial" w:cs="Arial"/>
-          <w:sz w:val="28"/>
-          <w:szCs w:val="28"/>
-        </w:rPr>
-        <w:t xml:space="preserve">. Enquanto faz a fogueira, o maluco responde: </w:t>
-      </w:r>
-      <w:r>
-        <w:rPr>
-          <w:rFonts w:ascii="Arial" w:hAnsi="Arial" w:cs="Arial"/>
-          <w:sz w:val="28"/>
-          <w:szCs w:val="28"/>
-        </w:rPr>
-        <w:t>“Elizabeth</w:t>
-      </w:r>
-      <w:r>
-        <w:rPr>
-          <w:rFonts w:ascii="Arial" w:hAnsi="Arial" w:cs="Arial"/>
-          <w:sz w:val="28"/>
-          <w:szCs w:val="28"/>
-        </w:rPr>
-        <w:t>, certo?”; Liz: “</w:t>
-      </w:r>
-      <w:r>
-        <w:rPr>
-          <w:rFonts w:ascii="Arial" w:hAnsi="Arial" w:cs="Arial"/>
-          <w:sz w:val="28"/>
-          <w:szCs w:val="28"/>
-        </w:rPr>
-        <w:t xml:space="preserve">Sim, como você sabe </w:t>
-      </w:r>
-      <w:r>
-        <w:rPr>
-          <w:rFonts w:ascii="Arial" w:hAnsi="Arial" w:cs="Arial"/>
-          <w:sz w:val="28"/>
-          <w:szCs w:val="28"/>
-        </w:rPr>
-        <w:t xml:space="preserve">o </w:t>
-      </w:r>
-      <w:r>
-        <w:rPr>
-          <w:rFonts w:ascii="Arial" w:hAnsi="Arial" w:cs="Arial"/>
-          <w:sz w:val="28"/>
-          <w:szCs w:val="28"/>
-        </w:rPr>
-        <w:t>meu nome?”</w:t>
-      </w:r>
-      <w:r>
-        <w:rPr>
-          <w:rFonts w:ascii="Arial" w:hAnsi="Arial" w:cs="Arial"/>
-          <w:sz w:val="28"/>
-          <w:szCs w:val="28"/>
-        </w:rPr>
-        <w:t xml:space="preserve">, maluco: “Eu sei tudo sobre você </w:t>
-      </w:r>
-      <w:r>
-        <w:rPr>
-          <w:rFonts w:ascii="Arial" w:hAnsi="Arial" w:cs="Arial"/>
-          <w:sz w:val="28"/>
-          <w:szCs w:val="28"/>
-        </w:rPr>
-        <w:t>e</w:t>
-      </w:r>
-      <w:r>
-        <w:rPr>
-          <w:rFonts w:ascii="Arial" w:hAnsi="Arial" w:cs="Arial"/>
-          <w:sz w:val="28"/>
-          <w:szCs w:val="28"/>
-        </w:rPr>
-        <w:t xml:space="preserve"> </w:t>
-      </w:r>
-      <w:r>
-        <w:rPr>
-          <w:rFonts w:ascii="Arial" w:hAnsi="Arial" w:cs="Arial"/>
-          <w:sz w:val="28"/>
-          <w:szCs w:val="28"/>
-        </w:rPr>
-        <w:t>também</w:t>
-      </w:r>
-      <w:r>
-        <w:rPr>
-          <w:rFonts w:ascii="Arial" w:hAnsi="Arial" w:cs="Arial"/>
-          <w:sz w:val="28"/>
-          <w:szCs w:val="28"/>
-        </w:rPr>
-        <w:t xml:space="preserve"> </w:t>
-      </w:r>
-      <w:r>
-        <w:rPr>
-          <w:rFonts w:ascii="Arial" w:hAnsi="Arial" w:cs="Arial"/>
-          <w:sz w:val="28"/>
-          <w:szCs w:val="28"/>
-        </w:rPr>
-        <w:t xml:space="preserve">sei </w:t>
-      </w:r>
-      <w:r>
-        <w:rPr>
-          <w:rFonts w:ascii="Arial" w:hAnsi="Arial" w:cs="Arial"/>
-          <w:sz w:val="28"/>
-          <w:szCs w:val="28"/>
-        </w:rPr>
-        <w:t>do seu irmão</w:t>
-      </w:r>
-      <w:r>
-        <w:rPr>
-          <w:rFonts w:ascii="Arial" w:hAnsi="Arial" w:cs="Arial"/>
-          <w:sz w:val="28"/>
-          <w:szCs w:val="28"/>
-        </w:rPr>
-        <w:t xml:space="preserve">, </w:t>
-      </w:r>
-      <w:r>
-        <w:rPr>
-          <w:rFonts w:ascii="Arial" w:hAnsi="Arial" w:cs="Arial"/>
-          <w:sz w:val="28"/>
-          <w:szCs w:val="28"/>
-        </w:rPr>
-        <w:t>Leo</w:t>
-      </w:r>
-      <w:r>
-        <w:rPr>
-          <w:rFonts w:ascii="Arial" w:hAnsi="Arial" w:cs="Arial"/>
-          <w:sz w:val="28"/>
-          <w:szCs w:val="28"/>
-        </w:rPr>
-        <w:t>,</w:t>
-      </w:r>
-      <w:r>
-        <w:rPr>
-          <w:rFonts w:ascii="Arial" w:hAnsi="Arial" w:cs="Arial"/>
-          <w:sz w:val="28"/>
-          <w:szCs w:val="28"/>
-        </w:rPr>
-        <w:t xml:space="preserve"> que está perdido, e é por isso que você está aqui”, Liz:</w:t>
-      </w:r>
-      <w:r>
-        <w:rPr>
-          <w:rFonts w:ascii="Arial" w:hAnsi="Arial" w:cs="Arial"/>
-          <w:sz w:val="28"/>
-          <w:szCs w:val="28"/>
-        </w:rPr>
-        <w:t xml:space="preserve"> </w:t>
-      </w:r>
-      <w:r>
-        <w:rPr>
-          <w:rFonts w:ascii="Arial" w:hAnsi="Arial" w:cs="Arial"/>
-          <w:sz w:val="28"/>
-          <w:szCs w:val="28"/>
-        </w:rPr>
-        <w:t xml:space="preserve">“ </w:t>
-      </w:r>
-      <w:r>
-        <w:rPr>
-          <w:rFonts w:ascii="Arial" w:hAnsi="Arial" w:cs="Arial"/>
-          <w:sz w:val="28"/>
-          <w:szCs w:val="28"/>
-        </w:rPr>
-        <w:t>O</w:t>
-      </w:r>
-      <w:r>
-        <w:rPr>
-          <w:rFonts w:ascii="Arial" w:hAnsi="Arial" w:cs="Arial"/>
-          <w:sz w:val="28"/>
-          <w:szCs w:val="28"/>
-        </w:rPr>
-        <w:t xml:space="preserve"> que...? Como você </w:t>
-      </w:r>
-      <w:r>
-        <w:rPr>
-          <w:rFonts w:ascii="Arial" w:hAnsi="Arial" w:cs="Arial"/>
-          <w:sz w:val="28"/>
-          <w:szCs w:val="28"/>
-        </w:rPr>
-        <w:t xml:space="preserve">conhece meu irmão, já faz tanto tempo que eu não o </w:t>
-      </w:r>
-      <w:r>
-        <w:rPr>
-          <w:rFonts w:ascii="Arial" w:hAnsi="Arial" w:cs="Arial"/>
-          <w:sz w:val="28"/>
-          <w:szCs w:val="28"/>
-        </w:rPr>
-        <w:t>vej</w:t>
-      </w:r>
-      <w:r>
-        <w:rPr>
-          <w:rFonts w:ascii="Arial" w:hAnsi="Arial" w:cs="Arial"/>
-          <w:sz w:val="28"/>
-          <w:szCs w:val="28"/>
-        </w:rPr>
-        <w:t>...</w:t>
-      </w:r>
-      <w:r>
-        <w:rPr>
-          <w:rFonts w:ascii="Arial" w:hAnsi="Arial" w:cs="Arial"/>
-          <w:sz w:val="28"/>
-          <w:szCs w:val="28"/>
-        </w:rPr>
-        <w:t xml:space="preserve">Mas, </w:t>
-      </w:r>
-      <w:r>
-        <w:rPr>
-          <w:rFonts w:ascii="Arial" w:hAnsi="Arial" w:cs="Arial"/>
-          <w:sz w:val="28"/>
-          <w:szCs w:val="28"/>
-        </w:rPr>
-        <w:t>peraí</w:t>
-      </w:r>
-      <w:r>
-        <w:rPr>
-          <w:rFonts w:ascii="Arial" w:hAnsi="Arial" w:cs="Arial"/>
-          <w:sz w:val="28"/>
-          <w:szCs w:val="28"/>
-        </w:rPr>
-        <w:t xml:space="preserve"> </w:t>
-      </w:r>
-      <w:r>
-        <w:rPr>
-          <w:rFonts w:ascii="Arial" w:hAnsi="Arial" w:cs="Arial"/>
-          <w:sz w:val="28"/>
-          <w:szCs w:val="28"/>
-        </w:rPr>
-        <w:t>você ainda não me respondeu quem é você</w:t>
-      </w:r>
-      <w:r>
-        <w:rPr>
-          <w:rFonts w:ascii="Arial" w:hAnsi="Arial" w:cs="Arial"/>
-          <w:sz w:val="28"/>
-          <w:szCs w:val="28"/>
-        </w:rPr>
-        <w:t xml:space="preserve">!”, maluco: </w:t>
-      </w:r>
-      <w:r>
-        <w:rPr>
-          <w:rFonts w:ascii="Arial" w:hAnsi="Arial" w:cs="Arial"/>
-          <w:sz w:val="28"/>
-          <w:szCs w:val="28"/>
-        </w:rPr>
-        <w:t>“Eu</w:t>
-      </w:r>
-      <w:r>
-        <w:rPr>
-          <w:rFonts w:ascii="Arial" w:hAnsi="Arial" w:cs="Arial"/>
-          <w:sz w:val="28"/>
-          <w:szCs w:val="28"/>
-        </w:rPr>
-        <w:t xml:space="preserve"> sou [nome], </w:t>
-      </w:r>
-      <w:r>
-        <w:rPr>
-          <w:rFonts w:ascii="Arial" w:hAnsi="Arial" w:cs="Arial"/>
-          <w:sz w:val="28"/>
-          <w:szCs w:val="28"/>
-        </w:rPr>
-        <w:t>guarda d</w:t>
-      </w:r>
-      <w:r>
-        <w:rPr>
-          <w:rFonts w:ascii="Arial" w:hAnsi="Arial" w:cs="Arial"/>
-          <w:sz w:val="28"/>
-          <w:szCs w:val="28"/>
-        </w:rPr>
-        <w:t>o Reino de [</w:t>
-      </w:r>
-      <w:r>
-        <w:rPr>
-          <w:rFonts w:ascii="Arial" w:hAnsi="Arial" w:cs="Arial"/>
-          <w:sz w:val="28"/>
-          <w:szCs w:val="28"/>
-        </w:rPr>
-        <w:t>****</w:t>
-      </w:r>
-      <w:r>
-        <w:rPr>
-          <w:rFonts w:ascii="Arial" w:hAnsi="Arial" w:cs="Arial"/>
-          <w:sz w:val="28"/>
-          <w:szCs w:val="28"/>
-        </w:rPr>
-        <w:t xml:space="preserve">] </w:t>
-      </w:r>
-      <w:r>
-        <w:rPr>
-          <w:rFonts w:ascii="Arial" w:hAnsi="Arial" w:cs="Arial"/>
-          <w:sz w:val="28"/>
-          <w:szCs w:val="28"/>
-        </w:rPr>
-        <w:t xml:space="preserve">e servo do </w:t>
-      </w:r>
-      <w:r>
-        <w:rPr>
-          <w:rFonts w:ascii="Arial" w:hAnsi="Arial" w:cs="Arial"/>
-          <w:sz w:val="28"/>
-          <w:szCs w:val="28"/>
-        </w:rPr>
-        <w:t>[****]</w:t>
-      </w:r>
-      <w:r>
-        <w:rPr>
-          <w:rFonts w:ascii="Arial" w:hAnsi="Arial" w:cs="Arial"/>
-          <w:sz w:val="28"/>
-          <w:szCs w:val="28"/>
-        </w:rPr>
-        <w:t>, e tenho a missão de te ajudar a resgatar seu irmão</w:t>
-      </w:r>
-      <w:r>
-        <w:rPr>
-          <w:rFonts w:ascii="Arial" w:hAnsi="Arial" w:cs="Arial"/>
-          <w:sz w:val="28"/>
-          <w:szCs w:val="28"/>
-        </w:rPr>
-        <w:t>...”, Liz: “Como assim</w:t>
-      </w:r>
-      <w:r>
-        <w:rPr>
-          <w:rFonts w:ascii="Arial" w:hAnsi="Arial" w:cs="Arial"/>
-          <w:sz w:val="28"/>
-          <w:szCs w:val="28"/>
-        </w:rPr>
-        <w:t xml:space="preserve"> resgatar meu irmão, e que hi</w:t>
-      </w:r>
-      <w:r>
-        <w:rPr>
-          <w:rFonts w:ascii="Arial" w:hAnsi="Arial" w:cs="Arial"/>
-          <w:sz w:val="28"/>
-          <w:szCs w:val="28"/>
-        </w:rPr>
-        <w:t>s</w:t>
-      </w:r>
-      <w:r>
-        <w:rPr>
-          <w:rFonts w:ascii="Arial" w:hAnsi="Arial" w:cs="Arial"/>
-          <w:sz w:val="28"/>
-          <w:szCs w:val="28"/>
-        </w:rPr>
-        <w:t xml:space="preserve">tória maluca é essa de Reino de [nome] e Senhor do </w:t>
-      </w:r>
-      <w:r>
-        <w:rPr>
-          <w:rFonts w:ascii="Arial" w:hAnsi="Arial" w:cs="Arial"/>
-          <w:sz w:val="28"/>
-          <w:szCs w:val="28"/>
-        </w:rPr>
-        <w:t>Tempo, nada</w:t>
-      </w:r>
-      <w:r>
-        <w:rPr>
-          <w:rFonts w:ascii="Arial" w:hAnsi="Arial" w:cs="Arial"/>
-          <w:sz w:val="28"/>
-          <w:szCs w:val="28"/>
-        </w:rPr>
-        <w:t xml:space="preserve"> faz sentido”, maluco: “Muita coisa na vida não faz sentido, garota. Mas, a situação é a seguinte</w:t>
-      </w:r>
-      <w:r>
-        <w:rPr>
-          <w:rFonts w:ascii="Arial" w:hAnsi="Arial" w:cs="Arial"/>
-          <w:sz w:val="28"/>
-          <w:szCs w:val="28"/>
-        </w:rPr>
-        <w:t>:</w:t>
-      </w:r>
-      <w:r>
-        <w:rPr>
-          <w:rFonts w:ascii="Arial" w:hAnsi="Arial" w:cs="Arial"/>
-          <w:sz w:val="28"/>
-          <w:szCs w:val="28"/>
-        </w:rPr>
-        <w:t xml:space="preserve"> você precisa</w:t>
-      </w:r>
-      <w:r>
-        <w:rPr>
-          <w:rFonts w:ascii="Arial" w:hAnsi="Arial" w:cs="Arial"/>
-          <w:sz w:val="28"/>
-          <w:szCs w:val="28"/>
-        </w:rPr>
-        <w:t xml:space="preserve"> encontrar</w:t>
-      </w:r>
-      <w:r>
-        <w:rPr>
-          <w:rFonts w:ascii="Arial" w:hAnsi="Arial" w:cs="Arial"/>
-          <w:sz w:val="28"/>
-          <w:szCs w:val="28"/>
-        </w:rPr>
-        <w:t xml:space="preserve"> todos</w:t>
-      </w:r>
-      <w:r>
-        <w:rPr>
-          <w:rFonts w:ascii="Arial" w:hAnsi="Arial" w:cs="Arial"/>
-          <w:sz w:val="28"/>
-          <w:szCs w:val="28"/>
-        </w:rPr>
-        <w:t xml:space="preserve"> os </w:t>
-      </w:r>
-      <w:r>
-        <w:rPr>
-          <w:rFonts w:ascii="Arial" w:hAnsi="Arial" w:cs="Arial"/>
-          <w:sz w:val="28"/>
-          <w:szCs w:val="28"/>
-        </w:rPr>
-        <w:t>fragmentos do</w:t>
-      </w:r>
-      <w:r>
-        <w:rPr>
-          <w:rFonts w:ascii="Arial" w:hAnsi="Arial" w:cs="Arial"/>
-          <w:sz w:val="28"/>
-          <w:szCs w:val="28"/>
-        </w:rPr>
-        <w:t xml:space="preserve"> prisma temporal para poder </w:t>
-      </w:r>
-      <w:r>
-        <w:rPr>
-          <w:rFonts w:ascii="Arial" w:hAnsi="Arial" w:cs="Arial"/>
-          <w:sz w:val="28"/>
-          <w:szCs w:val="28"/>
-        </w:rPr>
-        <w:t>libertar seu irmão</w:t>
-      </w:r>
-      <w:r>
-        <w:rPr>
-          <w:rFonts w:ascii="Arial" w:hAnsi="Arial" w:cs="Arial"/>
-          <w:sz w:val="28"/>
-          <w:szCs w:val="28"/>
-        </w:rPr>
-        <w:t xml:space="preserve"> do [nome], </w:t>
-      </w:r>
-      <w:r>
-        <w:rPr>
-          <w:rFonts w:ascii="Arial" w:hAnsi="Arial" w:cs="Arial"/>
-          <w:sz w:val="28"/>
-          <w:szCs w:val="28"/>
-        </w:rPr>
-        <w:t>alguém</w:t>
-      </w:r>
-      <w:r>
-        <w:rPr>
-          <w:rFonts w:ascii="Arial" w:hAnsi="Arial" w:cs="Arial"/>
-          <w:sz w:val="28"/>
-          <w:szCs w:val="28"/>
-        </w:rPr>
-        <w:t xml:space="preserve"> que é</w:t>
-      </w:r>
-      <w:r>
-        <w:rPr>
-          <w:rFonts w:ascii="Arial" w:hAnsi="Arial" w:cs="Arial"/>
-          <w:sz w:val="28"/>
-          <w:szCs w:val="28"/>
-        </w:rPr>
-        <w:t xml:space="preserve"> muito cruel e </w:t>
-      </w:r>
-      <w:r>
-        <w:rPr>
-          <w:rFonts w:ascii="Arial" w:hAnsi="Arial" w:cs="Arial"/>
-          <w:sz w:val="28"/>
-          <w:szCs w:val="28"/>
-        </w:rPr>
-        <w:t>que quer destruir o Reino de [nome]</w:t>
-      </w:r>
-      <w:r>
-        <w:rPr>
-          <w:rFonts w:ascii="Arial" w:hAnsi="Arial" w:cs="Arial"/>
-          <w:sz w:val="28"/>
-          <w:szCs w:val="28"/>
-        </w:rPr>
-        <w:t xml:space="preserve">. E cada fragmento se encontra em uma época diferente do tempo, </w:t>
-      </w:r>
-      <w:r>
-        <w:rPr>
-          <w:rFonts w:ascii="Arial" w:hAnsi="Arial" w:cs="Arial"/>
-          <w:sz w:val="28"/>
-          <w:szCs w:val="28"/>
-        </w:rPr>
-        <w:t>a primeira parte está aqui n</w:t>
-      </w:r>
-      <w:r>
-        <w:rPr>
-          <w:rFonts w:ascii="Arial" w:hAnsi="Arial" w:cs="Arial"/>
-          <w:sz w:val="28"/>
-          <w:szCs w:val="28"/>
-        </w:rPr>
-        <w:t>o Pleistoceno, era em que os animais gigantes viviam, preguiças gigantes, tigres dente-de-sabres...</w:t>
-      </w:r>
-      <w:r>
-        <w:rPr>
-          <w:rFonts w:ascii="Arial" w:hAnsi="Arial" w:cs="Arial"/>
-          <w:sz w:val="28"/>
-          <w:szCs w:val="28"/>
-        </w:rPr>
-        <w:t xml:space="preserve">Enfim, </w:t>
-      </w:r>
-      <w:r>
-        <w:rPr>
-          <w:rFonts w:ascii="Arial" w:hAnsi="Arial" w:cs="Arial"/>
-          <w:sz w:val="28"/>
-          <w:szCs w:val="28"/>
-        </w:rPr>
-        <w:t xml:space="preserve">tem um mapa que indica a localização da primeira parte, </w:t>
-      </w:r>
-      <w:r>
-        <w:rPr>
-          <w:rFonts w:ascii="Arial" w:hAnsi="Arial" w:cs="Arial"/>
-          <w:sz w:val="28"/>
-          <w:szCs w:val="28"/>
-        </w:rPr>
-        <w:t>é esse aq</w:t>
-      </w:r>
-      <w:r>
-        <w:rPr>
-          <w:rFonts w:ascii="Arial" w:hAnsi="Arial" w:cs="Arial"/>
-          <w:sz w:val="28"/>
-          <w:szCs w:val="28"/>
-        </w:rPr>
-        <w:t xml:space="preserve">ui </w:t>
-      </w:r>
-      <w:r>
-        <w:rPr>
-          <w:rFonts w:ascii="Arial" w:hAnsi="Arial" w:cs="Arial"/>
-          <w:sz w:val="28"/>
-          <w:szCs w:val="28"/>
-        </w:rPr>
-        <w:t>( o</w:t>
-      </w:r>
-      <w:r>
-        <w:rPr>
-          <w:rFonts w:ascii="Arial" w:hAnsi="Arial" w:cs="Arial"/>
-          <w:sz w:val="28"/>
-          <w:szCs w:val="28"/>
-        </w:rPr>
-        <w:t xml:space="preserve"> maluco tira do bolso, e entrega para Liz, o que ainda não sabemos é que SÓ a Liz consegue</w:t>
-      </w:r>
-      <w:r>
-        <w:rPr>
-          <w:rFonts w:ascii="Arial" w:hAnsi="Arial" w:cs="Arial"/>
-          <w:sz w:val="28"/>
-          <w:szCs w:val="28"/>
-        </w:rPr>
-        <w:t xml:space="preserve"> enxergar o que tem no mapa.)</w:t>
-      </w:r>
-      <w:r>
-        <w:rPr>
-          <w:rFonts w:ascii="Arial" w:hAnsi="Arial" w:cs="Arial"/>
-          <w:sz w:val="28"/>
-          <w:szCs w:val="28"/>
-        </w:rPr>
-        <w:t xml:space="preserve">, </w:t>
-      </w:r>
-      <w:r>
-        <w:rPr>
-          <w:rFonts w:ascii="Arial" w:hAnsi="Arial" w:cs="Arial"/>
-          <w:sz w:val="28"/>
-          <w:szCs w:val="28"/>
-        </w:rPr>
-        <w:t>e isso deve ser feito o mais rápido possível”</w:t>
-      </w:r>
-      <w:r>
-        <w:rPr>
-          <w:rFonts w:ascii="Arial" w:hAnsi="Arial" w:cs="Arial"/>
-          <w:sz w:val="28"/>
-          <w:szCs w:val="28"/>
-        </w:rPr>
-        <w:t>. A Liz pega o mapa</w:t>
-      </w:r>
-      <w:r>
-        <w:rPr>
-          <w:rFonts w:ascii="Arial" w:hAnsi="Arial" w:cs="Arial"/>
-          <w:sz w:val="28"/>
-          <w:szCs w:val="28"/>
-        </w:rPr>
-        <w:t xml:space="preserve"> e fica estática tendo </w:t>
-      </w:r>
-      <w:r>
-        <w:rPr>
-          <w:rFonts w:ascii="Arial" w:hAnsi="Arial" w:cs="Arial"/>
-          <w:sz w:val="28"/>
-          <w:szCs w:val="28"/>
-        </w:rPr>
-        <w:t xml:space="preserve">que </w:t>
-      </w:r>
-      <w:r>
-        <w:rPr>
-          <w:rFonts w:ascii="Arial" w:hAnsi="Arial" w:cs="Arial"/>
-          <w:sz w:val="28"/>
-          <w:szCs w:val="28"/>
-        </w:rPr>
-        <w:t>processar tudo aquilo, o maluco termina a fogueira</w:t>
-      </w:r>
-      <w:r>
-        <w:rPr>
-          <w:rFonts w:ascii="Arial" w:hAnsi="Arial" w:cs="Arial"/>
-          <w:sz w:val="28"/>
-          <w:szCs w:val="28"/>
-        </w:rPr>
-        <w:t xml:space="preserve">, </w:t>
-      </w:r>
-      <w:r>
-        <w:rPr>
-          <w:rFonts w:ascii="Arial" w:hAnsi="Arial" w:cs="Arial"/>
-          <w:sz w:val="28"/>
-          <w:szCs w:val="28"/>
-        </w:rPr>
-        <w:t>coloca sua bolsa no chão e tira dois pedaços de pano</w:t>
-      </w:r>
-      <w:r>
-        <w:rPr>
-          <w:rFonts w:ascii="Arial" w:hAnsi="Arial" w:cs="Arial"/>
-          <w:sz w:val="28"/>
-          <w:szCs w:val="28"/>
-        </w:rPr>
-        <w:t xml:space="preserve">. Ele </w:t>
-      </w:r>
-      <w:r>
-        <w:rPr>
-          <w:rFonts w:ascii="Arial" w:hAnsi="Arial" w:cs="Arial"/>
-          <w:sz w:val="28"/>
-          <w:szCs w:val="28"/>
-        </w:rPr>
-        <w:t xml:space="preserve">os </w:t>
-      </w:r>
-      <w:r>
-        <w:rPr>
-          <w:rFonts w:ascii="Arial" w:hAnsi="Arial" w:cs="Arial"/>
-          <w:sz w:val="28"/>
-          <w:szCs w:val="28"/>
-        </w:rPr>
-        <w:t>coloca no chão</w:t>
-      </w:r>
-      <w:r>
-        <w:rPr>
-          <w:rFonts w:ascii="Arial" w:hAnsi="Arial" w:cs="Arial"/>
-          <w:sz w:val="28"/>
-          <w:szCs w:val="28"/>
-        </w:rPr>
-        <w:t>, deita-se</w:t>
-      </w:r>
-      <w:r>
-        <w:rPr>
-          <w:rFonts w:ascii="Arial" w:hAnsi="Arial" w:cs="Arial"/>
-          <w:sz w:val="28"/>
-          <w:szCs w:val="28"/>
-        </w:rPr>
-        <w:t xml:space="preserve"> e diz: “Amanhã vai ser um longo dia, </w:t>
-      </w:r>
-      <w:r>
-        <w:rPr>
-          <w:rFonts w:ascii="Arial" w:hAnsi="Arial" w:cs="Arial"/>
-          <w:sz w:val="28"/>
-          <w:szCs w:val="28"/>
-        </w:rPr>
-        <w:t>aproveita para dormir</w:t>
-      </w:r>
-      <w:r>
-        <w:rPr>
-          <w:rFonts w:ascii="Arial" w:hAnsi="Arial" w:cs="Arial"/>
-          <w:sz w:val="28"/>
-          <w:szCs w:val="28"/>
-        </w:rPr>
-        <w:t xml:space="preserve">...” e </w:t>
-      </w:r>
-      <w:r>
-        <w:rPr>
-          <w:rFonts w:ascii="Arial" w:hAnsi="Arial" w:cs="Arial"/>
-          <w:sz w:val="28"/>
-          <w:szCs w:val="28"/>
-        </w:rPr>
-        <w:t>então se</w:t>
-      </w:r>
-      <w:r>
-        <w:rPr>
-          <w:rFonts w:ascii="Arial" w:hAnsi="Arial" w:cs="Arial"/>
-          <w:sz w:val="28"/>
-          <w:szCs w:val="28"/>
-        </w:rPr>
-        <w:t xml:space="preserve"> vira. </w:t>
-      </w:r>
-      <w:r>
-        <w:rPr>
-          <w:rFonts w:ascii="Arial" w:hAnsi="Arial" w:cs="Arial"/>
-          <w:sz w:val="28"/>
-          <w:szCs w:val="28"/>
-        </w:rPr>
-        <w:t xml:space="preserve">A </w:t>
-      </w:r>
-      <w:r>
-        <w:rPr>
-          <w:rFonts w:ascii="Arial" w:hAnsi="Arial" w:cs="Arial"/>
-          <w:sz w:val="28"/>
-          <w:szCs w:val="28"/>
-        </w:rPr>
-        <w:t>Liz ainda está de pé,</w:t>
-      </w:r>
-      <w:r>
-        <w:rPr>
-          <w:rFonts w:ascii="Arial" w:hAnsi="Arial" w:cs="Arial"/>
-          <w:sz w:val="28"/>
-          <w:szCs w:val="28"/>
-        </w:rPr>
-        <w:t xml:space="preserve"> </w:t>
-      </w:r>
-      <w:r>
-        <w:rPr>
-          <w:rFonts w:ascii="Arial" w:hAnsi="Arial" w:cs="Arial"/>
-          <w:sz w:val="28"/>
-          <w:szCs w:val="28"/>
-        </w:rPr>
-        <w:t xml:space="preserve">confusa, e </w:t>
-      </w:r>
-      <w:r>
-        <w:rPr>
-          <w:rFonts w:ascii="Arial" w:hAnsi="Arial" w:cs="Arial"/>
-          <w:sz w:val="28"/>
-          <w:szCs w:val="28"/>
-        </w:rPr>
-        <w:t>então p</w:t>
-      </w:r>
-      <w:r>
-        <w:rPr>
-          <w:rFonts w:ascii="Arial" w:hAnsi="Arial" w:cs="Arial"/>
-          <w:sz w:val="28"/>
-          <w:szCs w:val="28"/>
-        </w:rPr>
-        <w:t xml:space="preserve">ega o pano </w:t>
-      </w:r>
-      <w:r>
-        <w:rPr>
-          <w:rFonts w:ascii="Arial" w:hAnsi="Arial" w:cs="Arial"/>
-          <w:sz w:val="28"/>
-          <w:szCs w:val="28"/>
-        </w:rPr>
-        <w:t>que sobrou</w:t>
-      </w:r>
-      <w:r>
-        <w:rPr>
-          <w:rFonts w:ascii="Arial" w:hAnsi="Arial" w:cs="Arial"/>
-          <w:sz w:val="28"/>
-          <w:szCs w:val="28"/>
-        </w:rPr>
-        <w:t>, senta-se no chão</w:t>
-      </w:r>
-      <w:r>
-        <w:rPr>
-          <w:rFonts w:ascii="Arial" w:hAnsi="Arial" w:cs="Arial"/>
-          <w:sz w:val="28"/>
-          <w:szCs w:val="28"/>
-        </w:rPr>
-        <w:t xml:space="preserve"> e encosta num tro</w:t>
-      </w:r>
-      <w:r>
-        <w:rPr>
-          <w:rFonts w:ascii="Arial" w:hAnsi="Arial" w:cs="Arial"/>
-          <w:sz w:val="28"/>
-          <w:szCs w:val="28"/>
-        </w:rPr>
-        <w:t>n</w:t>
-      </w:r>
-      <w:r>
-        <w:rPr>
-          <w:rFonts w:ascii="Arial" w:hAnsi="Arial" w:cs="Arial"/>
-          <w:sz w:val="28"/>
-          <w:szCs w:val="28"/>
-        </w:rPr>
-        <w:t xml:space="preserve">co de árvore que estava caído e </w:t>
-      </w:r>
-      <w:r>
-        <w:rPr>
-          <w:rFonts w:ascii="Arial" w:hAnsi="Arial" w:cs="Arial"/>
-          <w:sz w:val="28"/>
-          <w:szCs w:val="28"/>
-        </w:rPr>
-        <w:t xml:space="preserve">aos poucos vai caindo no sono </w:t>
-      </w:r>
-      <w:r>
-        <w:rPr>
-          <w:rFonts w:ascii="Arial" w:hAnsi="Arial" w:cs="Arial"/>
-          <w:sz w:val="28"/>
-          <w:szCs w:val="28"/>
-        </w:rPr>
-        <w:t>com o</w:t>
-      </w:r>
-      <w:r>
-        <w:rPr>
-          <w:rFonts w:ascii="Arial" w:hAnsi="Arial" w:cs="Arial"/>
-          <w:sz w:val="28"/>
-          <w:szCs w:val="28"/>
-        </w:rPr>
-        <w:t xml:space="preserve"> mapa nas mãos.</w:t>
-      </w:r>
-    </w:p>
-    <w:p>
-      <w:pPr>
-        <w:spacing w:line="360" w:lineRule="auto"/>
-        <w:jc w:val="both"/>
-        <w:rPr>
-          <w:rFonts w:ascii="Arial" w:hAnsi="Arial" w:cs="Arial"/>
-          <w:sz w:val="28"/>
-          <w:szCs w:val="28"/>
-        </w:rPr>
-      </w:pPr>
-      <w:r>
-        <w:rPr>
-          <w:rFonts w:ascii="Arial" w:hAnsi="Arial" w:cs="Arial"/>
-          <w:sz w:val="28"/>
-          <w:szCs w:val="28"/>
-        </w:rPr>
-        <w:lastRenderedPageBreak/>
-        <w:t xml:space="preserve">Amanhece. Troca para a parte do player, e </w:t>
-      </w:r>
-      <w:r>
-        <w:rPr>
-          <w:rFonts w:ascii="Arial" w:hAnsi="Arial" w:cs="Arial"/>
-          <w:sz w:val="28"/>
-          <w:szCs w:val="28"/>
-        </w:rPr>
-        <w:t xml:space="preserve">aparece na tela: Dia 1 – Achar primeira parte do fragmento de </w:t>
-      </w:r>
-      <w:r>
-        <w:rPr>
-          <w:rFonts w:ascii="Arial" w:hAnsi="Arial" w:cs="Arial"/>
-          <w:sz w:val="28"/>
-          <w:szCs w:val="28"/>
-        </w:rPr>
-        <w:t>prisma.</w:t>
-      </w:r>
-      <w:r>
-        <w:rPr>
-          <w:rFonts w:ascii="Arial" w:hAnsi="Arial" w:cs="Arial"/>
-          <w:sz w:val="28"/>
-          <w:szCs w:val="28"/>
-        </w:rPr>
-        <w:t xml:space="preserve"> Então, ele vai seguindo </w:t>
-      </w:r>
-      <w:r>
-        <w:rPr>
-          <w:rFonts w:ascii="Arial" w:hAnsi="Arial" w:cs="Arial"/>
-          <w:sz w:val="28"/>
-          <w:szCs w:val="28"/>
-        </w:rPr>
-        <w:t xml:space="preserve">um caminho, daí tem algumas árvores que dá para pegar fruta porque vai ter barrinha de fome e água, </w:t>
-      </w:r>
-      <w:r>
-        <w:rPr>
-          <w:rFonts w:ascii="Arial" w:hAnsi="Arial" w:cs="Arial"/>
-          <w:sz w:val="28"/>
-          <w:szCs w:val="28"/>
-        </w:rPr>
-        <w:t>e enquanto eles viajam o maluco vai soltando algumas informações sobre aquele tempo</w:t>
-      </w:r>
-      <w:r>
-        <w:rPr>
-          <w:rFonts w:ascii="Arial" w:hAnsi="Arial" w:cs="Arial"/>
-          <w:sz w:val="28"/>
-          <w:szCs w:val="28"/>
-        </w:rPr>
-        <w:t xml:space="preserve">. O </w:t>
-      </w:r>
-      <w:r>
-        <w:rPr>
-          <w:rFonts w:ascii="Arial" w:hAnsi="Arial" w:cs="Arial"/>
-          <w:sz w:val="28"/>
-          <w:szCs w:val="28"/>
-        </w:rPr>
-        <w:t>fragmento</w:t>
-      </w:r>
-      <w:r>
-        <w:rPr>
-          <w:rFonts w:ascii="Arial" w:hAnsi="Arial" w:cs="Arial"/>
-          <w:sz w:val="28"/>
-          <w:szCs w:val="28"/>
-        </w:rPr>
-        <w:t xml:space="preserve"> eles podem encontrar </w:t>
-      </w:r>
-      <w:r>
-        <w:rPr>
-          <w:rFonts w:ascii="Arial" w:hAnsi="Arial" w:cs="Arial"/>
-          <w:sz w:val="28"/>
-          <w:szCs w:val="28"/>
-        </w:rPr>
-        <w:t xml:space="preserve">no alto de uma árvore muito grande em que </w:t>
-      </w:r>
-      <w:r>
-        <w:rPr>
-          <w:rFonts w:ascii="Arial" w:hAnsi="Arial" w:cs="Arial"/>
-          <w:sz w:val="28"/>
-          <w:szCs w:val="28"/>
-        </w:rPr>
-        <w:t>eles têm</w:t>
-      </w:r>
-      <w:r>
-        <w:rPr>
-          <w:rFonts w:ascii="Arial" w:hAnsi="Arial" w:cs="Arial"/>
-          <w:sz w:val="28"/>
-          <w:szCs w:val="28"/>
-        </w:rPr>
-        <w:t xml:space="preserve"> que subir</w:t>
-      </w:r>
-      <w:r>
-        <w:rPr>
-          <w:rFonts w:ascii="Arial" w:hAnsi="Arial" w:cs="Arial"/>
-          <w:sz w:val="28"/>
-          <w:szCs w:val="28"/>
-        </w:rPr>
-        <w:t xml:space="preserve">. </w:t>
-      </w:r>
-      <w:r>
-        <w:rPr>
-          <w:rFonts w:ascii="Arial" w:hAnsi="Arial" w:cs="Arial"/>
-          <w:sz w:val="28"/>
-          <w:szCs w:val="28"/>
-        </w:rPr>
-        <w:t xml:space="preserve">Missão completa! Daí para eles irem para outra parte do tempo, o maluco e a Liz dão as mãos </w:t>
-      </w:r>
-      <w:r>
-        <w:rPr>
-          <w:rFonts w:ascii="Arial" w:hAnsi="Arial" w:cs="Arial"/>
-          <w:sz w:val="28"/>
-          <w:szCs w:val="28"/>
-        </w:rPr>
-        <w:t xml:space="preserve">e pulam no tempo. </w:t>
-      </w:r>
-    </w:p>
-    <w:p>
-      <w:pPr>
-        <w:spacing w:line="360" w:lineRule="auto"/>
-        <w:jc w:val="both"/>
-        <w:rPr>
-          <w:rFonts w:ascii="Arial" w:hAnsi="Arial" w:cs="Arial"/>
-          <w:sz w:val="28"/>
-          <w:szCs w:val="28"/>
-        </w:rPr>
-      </w:pPr>
-    </w:p>
-    <w:p>
-      <w:pPr>
-        <w:spacing w:line="360" w:lineRule="auto"/>
-        <w:jc w:val="both"/>
-        <w:rPr>
-          <w:rFonts w:ascii="Arial" w:hAnsi="Arial" w:cs="Arial"/>
-          <w:sz w:val="28"/>
-          <w:szCs w:val="28"/>
-        </w:rPr>
-      </w:pPr>
-    </w:p>
-    <w:p>
-      <w:pPr>
-        <w:spacing w:line="360" w:lineRule="auto"/>
-        <w:jc w:val="both"/>
-        <w:rPr>
-          <w:rFonts w:ascii="Arial" w:hAnsi="Arial" w:cs="Arial"/>
-          <w:sz w:val="28"/>
-          <w:szCs w:val="28"/>
-        </w:rPr>
-      </w:pPr>
-      <w:r>
-        <w:rPr>
-          <w:rFonts w:ascii="Arial" w:hAnsi="Arial" w:cs="Arial"/>
-          <w:noProof/>
-          <w:sz w:val="28"/>
-          <w:szCs w:val="28"/>
-        </w:rPr>
-        <w:lastRenderedPageBreak/>
-        <w:drawing>
-          <wp:inline distT="0" distB="0" distL="0" distR="0" wp14:anchorId="335B53C7" wp14:editId="632B3338">
-            <wp:extent cx="5400040" cy="3599815"/>
-            <wp:effectExtent l="0" t="0" r="0" b="635"/>
-            <wp:docPr id="899275142" name="Imagem 2" descr="Uma imagem contendo Calendário&#10;&#10;O conteúdo gerado por IA pode estar incorreto."/>
-            <wp:cNvGraphicFramePr>
-              <a:graphicFrameLocks xmlns:a="http://schemas.openxmlformats.org/drawingml/2006/main" noChangeAspect="1"/>
-            </wp:cNvGraphicFramePr>
-            <a:graphic xmlns:a="http://schemas.openxmlformats.org/drawingml/2006/main">
-              <a:graphicData uri="http://schemas.openxmlformats.org/drawingml/2006/picture">
-                <pic:pic xmlns:pic="http://schemas.openxmlformats.org/drawingml/2006/picture">
-                  <pic:nvPicPr>
-                    <pic:cNvPr id="899275142" name="Imagem 2" descr="Uma imagem contendo Calendário&#10;&#10;O conteúdo gerado por IA pode estar incorreto."/>
-                    <pic:cNvPicPr/>
-                  </pic:nvPicPr>
-                  <pic:blipFill>
-                    <a:blip r:embed="rId4" cstate="print">
-                      <a:extLst>
-                        <a:ext uri="{28A0092B-C50C-407E-A947-70E740481C1C}">
-                          <a14:useLocalDpi xmlns:a14="http://schemas.microsoft.com/office/drawing/2010/main" val="0"/>
-                        </a:ext>
-                      </a:extLst>
-                    </a:blip>
-                    <a:stretch>
-                      <a:fillRect/>
-                    </a:stretch>
-                  </pic:blipFill>
-                  <pic:spPr>
-                    <a:xfrm>
-                      <a:off x="0" y="0"/>
-                      <a:ext cx="5400040" cy="3599815"/>
-                    </a:xfrm>
-                    <a:prstGeom prst="rect">
-                      <a:avLst/>
-                    </a:prstGeom>
-                  </pic:spPr>
-                </pic:pic>
-              </a:graphicData>
-            </a:graphic>
-          </wp:inline>
-        </w:drawing>
-      </w:r>
-      <w:r>
-        <w:rPr>
-          <w:rFonts w:ascii="Arial" w:hAnsi="Arial" w:cs="Arial"/>
-          <w:noProof/>
-          <w:sz w:val="28"/>
-          <w:szCs w:val="28"/>
-        </w:rPr>
-        <w:drawing>
-          <wp:inline distT="0" distB="0" distL="0" distR="0" wp14:anchorId="7F91D8CD" wp14:editId="3E24D60B">
-            <wp:extent cx="5400040" cy="3599815"/>
-            <wp:effectExtent l="0" t="0" r="0" b="635"/>
-            <wp:docPr id="1836455250" name="Imagem 4" descr="Uma imagem contendo Site&#10;&#10;O conteúdo gerado por IA pode estar incorreto."/>
-            <wp:cNvGraphicFramePr>
-              <a:graphicFrameLocks xmlns:a="http://schemas.openxmlformats.org/drawingml/2006/main" noChangeAspect="1"/>
-            </wp:cNvGraphicFramePr>
-            <a:graphic xmlns:a="http://schemas.openxmlformats.org/drawingml/2006/main">
-              <a:graphicData uri="http://schemas.openxmlformats.org/drawingml/2006/picture">
-                <pic:pic xmlns:pic="http://schemas.openxmlformats.org/drawingml/2006/picture">
-                  <pic:nvPicPr>
-                    <pic:cNvPr id="1836455250" name="Imagem 4" descr="Uma imagem contendo Site&#10;&#10;O conteúdo gerado por IA pode estar incorreto."/>
-                    <pic:cNvPicPr/>
-                  </pic:nvPicPr>
-                  <pic:blipFill>
-                    <a:blip r:embed="rId5" cstate="print">
-                      <a:extLst>
-                        <a:ext uri="{28A0092B-C50C-407E-A947-70E740481C1C}">
-                          <a14:useLocalDpi xmlns:a14="http://schemas.microsoft.com/office/drawing/2010/main" val="0"/>
-                        </a:ext>
-                      </a:extLst>
-                    </a:blip>
-                    <a:stretch>
-                      <a:fillRect/>
-                    </a:stretch>
-                  </pic:blipFill>
-                  <pic:spPr>
-                    <a:xfrm>
-                      <a:off x="0" y="0"/>
-                      <a:ext cx="5400040" cy="3599815"/>
-                    </a:xfrm>
-                    <a:prstGeom prst="rect">
-                      <a:avLst/>
-                    </a:prstGeom>
-                  </pic:spPr>
-                </pic:pic>
-              </a:graphicData>
-            </a:graphic>
-          </wp:inline>
-        </w:drawing>
-      </w:r>
-      <w:r>
-        <w:rPr>
-          <w:rFonts w:ascii="Arial" w:hAnsi="Arial" w:cs="Arial"/>
-          <w:noProof/>
-          <w:sz w:val="28"/>
-          <w:szCs w:val="28"/>
-        </w:rPr>
-        <w:lastRenderedPageBreak/>
-        <w:drawing>
-          <wp:inline distT="0" distB="0" distL="0" distR="0" wp14:anchorId="2AECD968" wp14:editId="345BBB15">
-            <wp:extent cx="5400040" cy="3599815"/>
-            <wp:effectExtent l="0" t="0" r="0" b="635"/>
-            <wp:docPr id="1479076844" name="Imagem 3" descr="Imagem de vídeo game&#10;&#10;O conteúdo gerado por IA pode estar incorreto."/>
-            <wp:cNvGraphicFramePr>
-              <a:graphicFrameLocks xmlns:a="http://schemas.openxmlformats.org/drawingml/2006/main" noChangeAspect="1"/>
-            </wp:cNvGraphicFramePr>
-            <a:graphic xmlns:a="http://schemas.openxmlformats.org/drawingml/2006/main">
-              <a:graphicData uri="http://schemas.openxmlformats.org/drawingml/2006/picture">
-                <pic:pic xmlns:pic="http://schemas.openxmlformats.org/drawingml/2006/picture">
-                  <pic:nvPicPr>
-                    <pic:cNvPr id="1479076844" name="Imagem 3" descr="Imagem de vídeo game&#10;&#10;O conteúdo gerado por IA pode estar incorreto."/>
-                    <pic:cNvPicPr/>
-                  </pic:nvPicPr>
-                  <pic:blipFill>
-                    <a:blip r:embed="rId6" cstate="print">
-                      <a:extLst>
-                        <a:ext uri="{28A0092B-C50C-407E-A947-70E740481C1C}">
-                          <a14:useLocalDpi xmlns:a14="http://schemas.microsoft.com/office/drawing/2010/main" val="0"/>
-                        </a:ext>
-                      </a:extLst>
-                    </a:blip>
-                    <a:stretch>
-                      <a:fillRect/>
-                    </a:stretch>
-                  </pic:blipFill>
-                  <pic:spPr>
-                    <a:xfrm>
-                      <a:off x="0" y="0"/>
-                      <a:ext cx="5400040" cy="3599815"/>
-                    </a:xfrm>
-                    <a:prstGeom prst="rect">
-                      <a:avLst/>
-                    </a:prstGeom>
-                  </pic:spPr>
-                </pic:pic>
-              </a:graphicData>
-            </a:graphic>
-          </wp:inline>
-        </w:drawing>
+      <w:r>
+        <w:rPr>
+          <w:rFonts w:ascii="Arial" w:hAnsi="Arial" w:cs="Arial"/>
+          <w:sz w:val="28"/>
+          <w:szCs w:val="28"/>
+        </w:rPr>
+        <w:t>.</w:t>
       </w:r>
     </w:p>
     <w:sectPr>
-      <w:pgSz w:w="11906" w:h="16838" w:orient="portrait"/>
+      <w:pgSz w:w="11906" w:h="16838"/>
       <w:pgMar w:top="1417" w:right="1701" w:bottom="1417" w:left="1701" w:header="708" w:footer="708" w:gutter="0"/>
       <w:cols w:space="708"/>
       <w:docGrid w:linePitch="360"/>
@@ -2897,7 +1059,7 @@
   <w:docDefaults>
     <w:rPrDefault>
       <w:rPr>
-        <w:rFonts w:asciiTheme="minorHAnsi" w:hAnsiTheme="minorHAnsi" w:eastAsiaTheme="minorHAnsi" w:cstheme="minorBidi"/>
+        <w:rFonts w:asciiTheme="minorHAnsi" w:eastAsiaTheme="minorHAnsi" w:hAnsiTheme="minorHAnsi" w:cstheme="minorBidi"/>
         <w:kern w:val="2"/>
         <w:sz w:val="24"/>
         <w:szCs w:val="24"/>
@@ -2914,14 +1076,14 @@
   <w:latentStyles w:defLockedState="0" w:defUIPriority="99" w:defSemiHidden="0" w:defUnhideWhenUsed="0" w:defQFormat="0" w:count="376">
     <w:lsdException w:name="Normal" w:uiPriority="0" w:qFormat="1"/>
     <w:lsdException w:name="heading 1" w:uiPriority="9" w:qFormat="1"/>
-    <w:lsdException w:name="heading 2" w:uiPriority="9" w:semiHidden="1" w:unhideWhenUsed="1" w:qFormat="1"/>
-    <w:lsdException w:name="heading 3" w:uiPriority="9" w:semiHidden="1" w:unhideWhenUsed="1" w:qFormat="1"/>
-    <w:lsdException w:name="heading 4" w:uiPriority="9" w:semiHidden="1" w:unhideWhenUsed="1" w:qFormat="1"/>
-    <w:lsdException w:name="heading 5" w:uiPriority="9" w:semiHidden="1" w:unhideWhenUsed="1" w:qFormat="1"/>
-    <w:lsdException w:name="heading 6" w:uiPriority="9" w:semiHidden="1" w:unhideWhenUsed="1" w:qFormat="1"/>
-    <w:lsdException w:name="heading 7" w:uiPriority="9" w:semiHidden="1" w:unhideWhenUsed="1" w:qFormat="1"/>
-    <w:lsdException w:name="heading 8" w:uiPriority="9" w:semiHidden="1" w:unhideWhenUsed="1" w:qFormat="1"/>
-    <w:lsdException w:name="heading 9" w:uiPriority="9" w:semiHidden="1" w:unhideWhenUsed="1" w:qFormat="1"/>
+    <w:lsdException w:name="heading 2" w:semiHidden="1" w:uiPriority="9" w:unhideWhenUsed="1" w:qFormat="1"/>
+    <w:lsdException w:name="heading 3" w:semiHidden="1" w:uiPriority="9" w:unhideWhenUsed="1" w:qFormat="1"/>
+    <w:lsdException w:name="heading 4" w:semiHidden="1" w:uiPriority="9" w:unhideWhenUsed="1" w:qFormat="1"/>
+    <w:lsdException w:name="heading 5" w:semiHidden="1" w:uiPriority="9" w:unhideWhenUsed="1" w:qFormat="1"/>
+    <w:lsdException w:name="heading 6" w:semiHidden="1" w:uiPriority="9" w:unhideWhenUsed="1" w:qFormat="1"/>
+    <w:lsdException w:name="heading 7" w:semiHidden="1" w:uiPriority="9" w:unhideWhenUsed="1" w:qFormat="1"/>
+    <w:lsdException w:name="heading 8" w:semiHidden="1" w:uiPriority="9" w:unhideWhenUsed="1" w:qFormat="1"/>
+    <w:lsdException w:name="heading 9" w:semiHidden="1" w:uiPriority="9" w:unhideWhenUsed="1" w:qFormat="1"/>
     <w:lsdException w:name="index 1" w:semiHidden="1" w:unhideWhenUsed="1"/>
     <w:lsdException w:name="index 2" w:semiHidden="1" w:unhideWhenUsed="1"/>
     <w:lsdException w:name="index 3" w:semiHidden="1" w:unhideWhenUsed="1"/>
@@ -2931,22 +1093,22 @@
     <w:lsdException w:name="index 7" w:semiHidden="1" w:unhideWhenUsed="1"/>
     <w:lsdException w:name="index 8" w:semiHidden="1" w:unhideWhenUsed="1"/>
     <w:lsdException w:name="index 9" w:semiHidden="1" w:unhideWhenUsed="1"/>
-    <w:lsdException w:name="toc 1" w:uiPriority="39" w:semiHidden="1" w:unhideWhenUsed="1"/>
-    <w:lsdException w:name="toc 2" w:uiPriority="39" w:semiHidden="1" w:unhideWhenUsed="1"/>
-    <w:lsdException w:name="toc 3" w:uiPriority="39" w:semiHidden="1" w:unhideWhenUsed="1"/>
-    <w:lsdException w:name="toc 4" w:uiPriority="39" w:semiHidden="1" w:unhideWhenUsed="1"/>
-    <w:lsdException w:name="toc 5" w:uiPriority="39" w:semiHidden="1" w:unhideWhenUsed="1"/>
-    <w:lsdException w:name="toc 6" w:uiPriority="39" w:semiHidden="1" w:unhideWhenUsed="1"/>
-    <w:lsdException w:name="toc 7" w:uiPriority="39" w:semiHidden="1" w:unhideWhenUsed="1"/>
-    <w:lsdException w:name="toc 8" w:uiPriority="39" w:semiHidden="1" w:unhideWhenUsed="1"/>
-    <w:lsdException w:name="toc 9" w:uiPriority="39" w:semiHidden="1" w:unhideWhenUsed="1"/>
+    <w:lsdException w:name="toc 1" w:semiHidden="1" w:uiPriority="39" w:unhideWhenUsed="1"/>
+    <w:lsdException w:name="toc 2" w:semiHidden="1" w:uiPriority="39" w:unhideWhenUsed="1"/>
+    <w:lsdException w:name="toc 3" w:semiHidden="1" w:uiPriority="39" w:unhideWhenUsed="1"/>
+    <w:lsdException w:name="toc 4" w:semiHidden="1" w:uiPriority="39" w:unhideWhenUsed="1"/>
+    <w:lsdException w:name="toc 5" w:semiHidden="1" w:uiPriority="39" w:unhideWhenUsed="1"/>
+    <w:lsdException w:name="toc 6" w:semiHidden="1" w:uiPriority="39" w:unhideWhenUsed="1"/>
+    <w:lsdException w:name="toc 7" w:semiHidden="1" w:uiPriority="39" w:unhideWhenUsed="1"/>
+    <w:lsdException w:name="toc 8" w:semiHidden="1" w:uiPriority="39" w:unhideWhenUsed="1"/>
+    <w:lsdException w:name="toc 9" w:semiHidden="1" w:uiPriority="39" w:unhideWhenUsed="1"/>
     <w:lsdException w:name="Normal Indent" w:semiHidden="1" w:unhideWhenUsed="1"/>
     <w:lsdException w:name="footnote text" w:semiHidden="1" w:unhideWhenUsed="1"/>
     <w:lsdException w:name="annotation text" w:semiHidden="1" w:unhideWhenUsed="1"/>
     <w:lsdException w:name="header" w:semiHidden="1" w:unhideWhenUsed="1"/>
     <w:lsdException w:name="footer" w:semiHidden="1" w:unhideWhenUsed="1"/>
     <w:lsdException w:name="index heading" w:semiHidden="1" w:unhideWhenUsed="1"/>
-    <w:lsdException w:name="caption" w:uiPriority="35" w:semiHidden="1" w:unhideWhenUsed="1" w:qFormat="1"/>
+    <w:lsdException w:name="caption" w:semiHidden="1" w:uiPriority="35" w:unhideWhenUsed="1" w:qFormat="1"/>
     <w:lsdException w:name="table of figures" w:semiHidden="1" w:unhideWhenUsed="1"/>
     <w:lsdException w:name="envelope address" w:semiHidden="1" w:unhideWhenUsed="1"/>
     <w:lsdException w:name="envelope return" w:semiHidden="1" w:unhideWhenUsed="1"/>
@@ -2977,7 +1139,7 @@
     <w:lsdException w:name="Title" w:uiPriority="10" w:qFormat="1"/>
     <w:lsdException w:name="Closing" w:semiHidden="1" w:unhideWhenUsed="1"/>
     <w:lsdException w:name="Signature" w:semiHidden="1" w:unhideWhenUsed="1"/>
-    <w:lsdException w:name="Default Paragraph Font" w:uiPriority="1" w:semiHidden="1" w:unhideWhenUsed="1"/>
+    <w:lsdException w:name="Default Paragraph Font" w:semiHidden="1" w:uiPriority="1" w:unhideWhenUsed="1"/>
     <w:lsdException w:name="Body Text" w:semiHidden="1" w:unhideWhenUsed="1"/>
     <w:lsdException w:name="Body Text Indent" w:semiHidden="1" w:unhideWhenUsed="1"/>
     <w:lsdException w:name="List Continue" w:semiHidden="1" w:unhideWhenUsed="1"/>
@@ -3177,8 +1339,8 @@
     <w:lsdException w:name="Subtle Reference" w:uiPriority="31" w:qFormat="1"/>
     <w:lsdException w:name="Intense Reference" w:uiPriority="32" w:qFormat="1"/>
     <w:lsdException w:name="Book Title" w:uiPriority="33" w:qFormat="1"/>
-    <w:lsdException w:name="Bibliography" w:uiPriority="37" w:semiHidden="1" w:unhideWhenUsed="1"/>
-    <w:lsdException w:name="TOC Heading" w:uiPriority="39" w:semiHidden="1" w:unhideWhenUsed="1" w:qFormat="1"/>
+    <w:lsdException w:name="Bibliography" w:semiHidden="1" w:uiPriority="37" w:unhideWhenUsed="1"/>
+    <w:lsdException w:name="TOC Heading" w:semiHidden="1" w:uiPriority="39" w:unhideWhenUsed="1" w:qFormat="1"/>
     <w:lsdException w:name="Plain Table 1" w:uiPriority="41"/>
     <w:lsdException w:name="Plain Table 2" w:uiPriority="42"/>
     <w:lsdException w:name="Plain Table 3" w:uiPriority="43"/>
@@ -3289,7 +1451,7 @@
     <w:lsdException w:name="Unresolved Mention" w:semiHidden="1" w:unhideWhenUsed="1"/>
     <w:lsdException w:name="Smart Link" w:semiHidden="1" w:unhideWhenUsed="1"/>
   </w:latentStyles>
-  <w:style w:type="paragraph" w:styleId="Normal" w:default="1">
+  <w:style w:type="paragraph" w:default="1" w:styleId="Normal">
     <w:name w:val="Normal"/>
     <w:qFormat/>
   </w:style>
@@ -3308,7 +1470,7 @@
       <w:outlineLvl w:val="0"/>
     </w:pPr>
     <w:rPr>
-      <w:rFonts w:asciiTheme="majorHAnsi" w:hAnsiTheme="majorHAnsi" w:eastAsiaTheme="majorEastAsia" w:cstheme="majorBidi"/>
+      <w:rFonts w:asciiTheme="majorHAnsi" w:eastAsiaTheme="majorEastAsia" w:hAnsiTheme="majorHAnsi" w:cstheme="majorBidi"/>
       <w:color w:val="0F4761" w:themeColor="accent1" w:themeShade="BF"/>
       <w:sz w:val="40"/>
       <w:szCs w:val="40"/>
@@ -3331,7 +1493,7 @@
       <w:outlineLvl w:val="1"/>
     </w:pPr>
     <w:rPr>
-      <w:rFonts w:asciiTheme="majorHAnsi" w:hAnsiTheme="majorHAnsi" w:eastAsiaTheme="majorEastAsia" w:cstheme="majorBidi"/>
+      <w:rFonts w:asciiTheme="majorHAnsi" w:eastAsiaTheme="majorEastAsia" w:hAnsiTheme="majorHAnsi" w:cstheme="majorBidi"/>
       <w:color w:val="0F4761" w:themeColor="accent1" w:themeShade="BF"/>
       <w:sz w:val="32"/>
       <w:szCs w:val="32"/>
@@ -3492,13 +1654,13 @@
       <w:color w:val="272727" w:themeColor="text1" w:themeTint="D8"/>
     </w:rPr>
   </w:style>
-  <w:style w:type="character" w:styleId="Fontepargpadro" w:default="1">
+  <w:style w:type="character" w:default="1" w:styleId="Fontepargpadro">
     <w:name w:val="Default Paragraph Font"/>
     <w:uiPriority w:val="1"/>
     <w:semiHidden/>
     <w:unhideWhenUsed/>
   </w:style>
-  <w:style w:type="table" w:styleId="Tabelanormal" w:default="1">
+  <w:style w:type="table" w:default="1" w:styleId="Tabelanormal">
     <w:name w:val="Normal Table"/>
     <w:uiPriority w:val="99"/>
     <w:semiHidden/>
@@ -3513,26 +1675,26 @@
       </w:tblCellMar>
     </w:tblPr>
   </w:style>
-  <w:style w:type="numbering" w:styleId="Semlista" w:default="1">
+  <w:style w:type="numbering" w:default="1" w:styleId="Semlista">
     <w:name w:val="No List"/>
     <w:uiPriority w:val="99"/>
     <w:semiHidden/>
     <w:unhideWhenUsed/>
   </w:style>
-  <w:style w:type="character" w:styleId="Ttulo1Char" w:customStyle="1">
+  <w:style w:type="character" w:customStyle="1" w:styleId="Ttulo1Char">
     <w:name w:val="Título 1 Char"/>
     <w:basedOn w:val="Fontepargpadro"/>
     <w:link w:val="Ttulo1"/>
     <w:uiPriority w:val="9"/>
     <w:rsid w:val="00082C21"/>
     <w:rPr>
-      <w:rFonts w:asciiTheme="majorHAnsi" w:hAnsiTheme="majorHAnsi" w:eastAsiaTheme="majorEastAsia" w:cstheme="majorBidi"/>
+      <w:rFonts w:asciiTheme="majorHAnsi" w:eastAsiaTheme="majorEastAsia" w:hAnsiTheme="majorHAnsi" w:cstheme="majorBidi"/>
       <w:color w:val="0F4761" w:themeColor="accent1" w:themeShade="BF"/>
       <w:sz w:val="40"/>
       <w:szCs w:val="40"/>
     </w:rPr>
   </w:style>
-  <w:style w:type="character" w:styleId="Ttulo2Char" w:customStyle="1">
+  <w:style w:type="character" w:customStyle="1" w:styleId="Ttulo2Char">
     <w:name w:val="Título 2 Char"/>
     <w:basedOn w:val="Fontepargpadro"/>
     <w:link w:val="Ttulo2"/>
@@ -3540,13 +1702,13 @@
     <w:semiHidden/>
     <w:rsid w:val="00082C21"/>
     <w:rPr>
-      <w:rFonts w:asciiTheme="majorHAnsi" w:hAnsiTheme="majorHAnsi" w:eastAsiaTheme="majorEastAsia" w:cstheme="majorBidi"/>
+      <w:rFonts w:asciiTheme="majorHAnsi" w:eastAsiaTheme="majorEastAsia" w:hAnsiTheme="majorHAnsi" w:cstheme="majorBidi"/>
       <w:color w:val="0F4761" w:themeColor="accent1" w:themeShade="BF"/>
       <w:sz w:val="32"/>
       <w:szCs w:val="32"/>
     </w:rPr>
   </w:style>
-  <w:style w:type="character" w:styleId="Ttulo3Char" w:customStyle="1">
+  <w:style w:type="character" w:customStyle="1" w:styleId="Ttulo3Char">
     <w:name w:val="Título 3 Char"/>
     <w:basedOn w:val="Fontepargpadro"/>
     <w:link w:val="Ttulo3"/>
@@ -3560,7 +1722,7 @@
       <w:szCs w:val="28"/>
     </w:rPr>
   </w:style>
-  <w:style w:type="character" w:styleId="Ttulo4Char" w:customStyle="1">
+  <w:style w:type="character" w:customStyle="1" w:styleId="Ttulo4Char">
     <w:name w:val="Título 4 Char"/>
     <w:basedOn w:val="Fontepargpadro"/>
     <w:link w:val="Ttulo4"/>
@@ -3574,7 +1736,7 @@
       <w:color w:val="0F4761" w:themeColor="accent1" w:themeShade="BF"/>
     </w:rPr>
   </w:style>
-  <w:style w:type="character" w:styleId="Ttulo5Char" w:customStyle="1">
+  <w:style w:type="character" w:customStyle="1" w:styleId="Ttulo5Char">
     <w:name w:val="Título 5 Char"/>
     <w:basedOn w:val="Fontepargpadro"/>
     <w:link w:val="Ttulo5"/>
@@ -3586,7 +1748,7 @@
       <w:color w:val="0F4761" w:themeColor="accent1" w:themeShade="BF"/>
     </w:rPr>
   </w:style>
-  <w:style w:type="character" w:styleId="Ttulo6Char" w:customStyle="1">
+  <w:style w:type="character" w:customStyle="1" w:styleId="Ttulo6Char">
     <w:name w:val="Título 6 Char"/>
     <w:basedOn w:val="Fontepargpadro"/>
     <w:link w:val="Ttulo6"/>
@@ -3600,7 +1762,7 @@
       <w:color w:val="595959" w:themeColor="text1" w:themeTint="A6"/>
     </w:rPr>
   </w:style>
-  <w:style w:type="character" w:styleId="Ttulo7Char" w:customStyle="1">
+  <w:style w:type="character" w:customStyle="1" w:styleId="Ttulo7Char">
     <w:name w:val="Título 7 Char"/>
     <w:basedOn w:val="Fontepargpadro"/>
     <w:link w:val="Ttulo7"/>
@@ -3612,7 +1774,7 @@
       <w:color w:val="595959" w:themeColor="text1" w:themeTint="A6"/>
     </w:rPr>
   </w:style>
-  <w:style w:type="character" w:styleId="Ttulo8Char" w:customStyle="1">
+  <w:style w:type="character" w:customStyle="1" w:styleId="Ttulo8Char">
     <w:name w:val="Título 8 Char"/>
     <w:basedOn w:val="Fontepargpadro"/>
     <w:link w:val="Ttulo8"/>
@@ -3626,7 +1788,7 @@
       <w:color w:val="272727" w:themeColor="text1" w:themeTint="D8"/>
     </w:rPr>
   </w:style>
-  <w:style w:type="character" w:styleId="Ttulo9Char" w:customStyle="1">
+  <w:style w:type="character" w:customStyle="1" w:styleId="Ttulo9Char">
     <w:name w:val="Título 9 Char"/>
     <w:basedOn w:val="Fontepargpadro"/>
     <w:link w:val="Ttulo9"/>
@@ -3651,21 +1813,21 @@
       <w:contextualSpacing/>
     </w:pPr>
     <w:rPr>
-      <w:rFonts w:asciiTheme="majorHAnsi" w:hAnsiTheme="majorHAnsi" w:eastAsiaTheme="majorEastAsia" w:cstheme="majorBidi"/>
+      <w:rFonts w:asciiTheme="majorHAnsi" w:eastAsiaTheme="majorEastAsia" w:hAnsiTheme="majorHAnsi" w:cstheme="majorBidi"/>
       <w:spacing w:val="-10"/>
       <w:kern w:val="28"/>
       <w:sz w:val="56"/>
       <w:szCs w:val="56"/>
     </w:rPr>
   </w:style>
-  <w:style w:type="character" w:styleId="TtuloChar" w:customStyle="1">
+  <w:style w:type="character" w:customStyle="1" w:styleId="TtuloChar">
     <w:name w:val="Título Char"/>
     <w:basedOn w:val="Fontepargpadro"/>
     <w:link w:val="Ttulo"/>
     <w:uiPriority w:val="10"/>
     <w:rsid w:val="00082C21"/>
     <w:rPr>
-      <w:rFonts w:asciiTheme="majorHAnsi" w:hAnsiTheme="majorHAnsi" w:eastAsiaTheme="majorEastAsia" w:cstheme="majorBidi"/>
+      <w:rFonts w:asciiTheme="majorHAnsi" w:eastAsiaTheme="majorEastAsia" w:hAnsiTheme="majorHAnsi" w:cstheme="majorBidi"/>
       <w:spacing w:val="-10"/>
       <w:kern w:val="28"/>
       <w:sz w:val="56"/>
@@ -3693,7 +1855,7 @@
       <w:szCs w:val="28"/>
     </w:rPr>
   </w:style>
-  <w:style w:type="character" w:styleId="SubttuloChar" w:customStyle="1">
+  <w:style w:type="character" w:customStyle="1" w:styleId="SubttuloChar">
     <w:name w:val="Subtítulo Char"/>
     <w:basedOn w:val="Fontepargpadro"/>
     <w:link w:val="Subttulo"/>
@@ -3725,7 +1887,7 @@
       <w:color w:val="404040" w:themeColor="text1" w:themeTint="BF"/>
     </w:rPr>
   </w:style>
-  <w:style w:type="character" w:styleId="CitaoChar" w:customStyle="1">
+  <w:style w:type="character" w:customStyle="1" w:styleId="CitaoChar">
     <w:name w:val="Citação Char"/>
     <w:basedOn w:val="Fontepargpadro"/>
     <w:link w:val="Citao"/>
@@ -3770,8 +1932,8 @@
     <w:rsid w:val="00082C21"/>
     <w:pPr>
       <w:pBdr>
-        <w:top w:val="single" w:color="0F4761" w:themeColor="accent1" w:themeShade="BF" w:sz="4" w:space="10"/>
-        <w:bottom w:val="single" w:color="0F4761" w:themeColor="accent1" w:themeShade="BF" w:sz="4" w:space="10"/>
+        <w:top w:val="single" w:sz="4" w:space="10" w:color="0F4761" w:themeColor="accent1" w:themeShade="BF"/>
+        <w:bottom w:val="single" w:sz="4" w:space="10" w:color="0F4761" w:themeColor="accent1" w:themeShade="BF"/>
       </w:pBdr>
       <w:spacing w:before="360" w:after="360"/>
       <w:ind w:left="864" w:right="864"/>
@@ -3783,7 +1945,7 @@
       <w:color w:val="0F4761" w:themeColor="accent1" w:themeShade="BF"/>
     </w:rPr>
   </w:style>
-  <w:style w:type="character" w:styleId="CitaoIntensaChar" w:customStyle="1">
+  <w:style w:type="character" w:customStyle="1" w:styleId="CitaoIntensaChar">
     <w:name w:val="Citação Intensa Char"/>
     <w:basedOn w:val="Fontepargpadro"/>
     <w:link w:val="CitaoIntensa"/>
@@ -3813,7 +1975,7 @@
 </file>
 
 <file path=word/theme/theme1.xml><?xml version="1.0" encoding="utf-8"?>
-<a:theme xmlns:a="http://schemas.openxmlformats.org/drawingml/2006/main" xmlns:thm15="http://schemas.microsoft.com/office/thememl/2012/main" name="Tema do Office">
+<a:theme xmlns:a="http://schemas.openxmlformats.org/drawingml/2006/main" name="Tema do Office">
   <a:themeElements>
     <a:clrScheme name="Office">
       <a:dk1>
